--- a/11-测试文档/测试计划(TP).docx
+++ b/11-测试文档/测试计划(TP).docx
@@ -64,7 +64,7 @@
         <w:rPr>
           <w:rStyle w:val="VerbatimChar"/>
         </w:rPr>
-        <w:t xml:space="preserve">date: "2026-05-23"</w:t>
+        <w:t xml:space="preserve">date: "2026-05-24"</w:t>
       </w:r>
       <w:r>
         <w:br/>
@@ -172,7 +172,7 @@
         <w:t xml:space="preserve">文档编号</w:t>
       </w:r>
       <w:r>
-        <w:t xml:space="preserve"> | SRA2026-TP-V10 |</w:t>
+        <w:t xml:space="preserve"> | SRA2026-TP-V11 |</w:t>
       </w:r>
       <w:r>
         <w:br/>
@@ -184,7 +184,7 @@
         <w:t xml:space="preserve">文档版本</w:t>
       </w:r>
       <w:r>
-        <w:t xml:space="preserve"> | V1.0 |</w:t>
+        <w:t xml:space="preserve"> | V1.1 |</w:t>
       </w:r>
       <w:r>
         <w:br/>
@@ -202,7 +202,7 @@
         <w:rPr>
           <w:rFonts w:hint="eastAsia"/>
         </w:rPr>
-        <w:t xml:space="preserve">策略草案</w:t>
+        <w:t xml:space="preserve">执行计划</w:t>
       </w:r>
       <w:r>
         <w:t xml:space="preserve"> |</w:t>
@@ -229,7 +229,7 @@
         <w:t xml:space="preserve">本版发布日期</w:t>
       </w:r>
       <w:r>
-        <w:t xml:space="preserve"> | 2026-05-23 |</w:t>
+        <w:t xml:space="preserve"> | 2026-05-24 |</w:t>
       </w:r>
       <w:r>
         <w:br/>
@@ -510,6 +510,72 @@
           </w:p>
         </w:tc>
       </w:tr>
+      <w:tr>
+        <w:tc>
+          <w:tcPr/>
+          <w:p>
+            <w:pPr>
+              <w:pStyle w:val="Compact"/>
+            </w:pPr>
+            <w:r>
+              <w:t xml:space="preserve">V1.1</w:t>
+            </w:r>
+          </w:p>
+        </w:tc>
+        <w:tc>
+          <w:tcPr/>
+          <w:p>
+            <w:pPr>
+              <w:pStyle w:val="Compact"/>
+            </w:pPr>
+            <w:r>
+              <w:t xml:space="preserve">2026-05-24</w:t>
+            </w:r>
+          </w:p>
+        </w:tc>
+        <w:tc>
+          <w:tcPr/>
+          <w:p>
+            <w:pPr>
+              <w:pStyle w:val="Compact"/>
+            </w:pPr>
+            <w:r>
+              <w:rPr>
+                <w:rFonts w:hint="eastAsia"/>
+              </w:rPr>
+              <w:t xml:space="preserve">补充测试执行计划、环境和数据准备</w:t>
+            </w:r>
+          </w:p>
+        </w:tc>
+        <w:tc>
+          <w:tcPr/>
+          <w:p>
+            <w:pPr>
+              <w:pStyle w:val="Compact"/>
+            </w:pPr>
+            <w:r>
+              <w:rPr>
+                <w:rFonts w:hint="eastAsia"/>
+              </w:rPr>
+              <w:t xml:space="preserve">测试组</w:t>
+            </w:r>
+          </w:p>
+        </w:tc>
+        <w:tc>
+          <w:tcPr/>
+          <w:p>
+            <w:pPr>
+              <w:pStyle w:val="Compact"/>
+            </w:pPr>
+            <w:r>
+              <w:rPr>
+                <w:rFonts w:hint="eastAsia"/>
+              </w:rPr>
+              <w:t xml:space="preserve">计划评审中</w:t>
+            </w:r>
+          </w:p>
+        </w:tc>
+      </w:tr>
     </w:tbl>
     <w:bookmarkStart w:id="9" w:name="本版摘要"/>
     <w:p>
@@ -531,16 +597,16 @@
         <w:rPr>
           <w:rFonts w:hint="eastAsia"/>
         </w:rPr>
-        <w:t xml:space="preserve">形成测试目标、测试范围、测试级别和风险清单，作为</w:t>
-      </w:r>
-      <w:r>
-        <w:t xml:space="preserve"> R4 </w:t>
-      </w:r>
-      <w:r>
-        <w:rPr>
-          <w:rFonts w:hint="eastAsia"/>
-        </w:rPr>
-        <w:t xml:space="preserve">评审后测试工作的初始策略。</w:t>
+        <w:t xml:space="preserve">在</w:t>
+      </w:r>
+      <w:r>
+        <w:t xml:space="preserve"> V1.0 </w:t>
+      </w:r>
+      <w:r>
+        <w:rPr>
+          <w:rFonts w:hint="eastAsia"/>
+        </w:rPr>
+        <w:t xml:space="preserve">策略基础上补充执行节奏、角色分工、数据准备和原型初测安排。</w:t>
       </w:r>
     </w:p>
     <w:bookmarkEnd w:id="9"/>
@@ -823,16 +889,16 @@
         <w:rPr>
           <w:rFonts w:hint="eastAsia"/>
         </w:rPr>
-        <w:t xml:space="preserve">验证</w:t>
-      </w:r>
-      <w:r>
-        <w:t xml:space="preserve"> SRS </w:t>
-      </w:r>
-      <w:r>
-        <w:rPr>
-          <w:rFonts w:hint="eastAsia"/>
-        </w:rPr>
-        <w:t xml:space="preserve">基线中的业务需求、业务用例和非功能指标均具备可测试路径。</w:t>
+        <w:t xml:space="preserve">延续</w:t>
+      </w:r>
+      <w:r>
+        <w:t xml:space="preserve"> TP V1.0 </w:t>
+      </w:r>
+      <w:r>
+        <w:rPr>
+          <w:rFonts w:hint="eastAsia"/>
+        </w:rPr>
+        <w:t xml:space="preserve">的测试目标，并把测试执行拆分为初测、缺陷修复验证、回归测试和结项确认四个阶段。</w:t>
       </w:r>
     </w:p>
     <w:p>
@@ -847,44 +913,29 @@
         <w:rPr>
           <w:rFonts w:hint="eastAsia"/>
         </w:rPr>
-        <w:t xml:space="preserve">优先保证</w:t>
-      </w:r>
-      <w:r>
-        <w:t xml:space="preserve"> P0 </w:t>
-      </w:r>
-      <w:r>
-        <w:rPr>
-          <w:rFonts w:hint="eastAsia"/>
-        </w:rPr>
-        <w:t xml:space="preserve">场景可执行：登录认证、自然语言问答、办事流程查询、课程/考试/成绩查询、知识库管理和基础统计。</w:t>
-      </w:r>
-    </w:p>
-    <w:p>
-      <w:pPr>
-        <w:pStyle w:val="Compact"/>
-        <w:numPr>
-          <w:ilvl w:val="0"/>
-          <w:numId w:val="1001"/>
-        </w:numPr>
-      </w:pPr>
-      <w:r>
-        <w:rPr>
-          <w:rFonts w:hint="eastAsia"/>
-        </w:rPr>
-        <w:t xml:space="preserve">建立需求、用例、测试、缺陷之间的追溯关系，支持后续</w:t>
-      </w:r>
-      <w:r>
-        <w:t xml:space="preserve"> CCB </w:t>
-      </w:r>
-      <w:r>
-        <w:rPr>
-          <w:rFonts w:hint="eastAsia"/>
-        </w:rPr>
-        <w:t xml:space="preserve">变更影响分析。</w:t>
+        <w:t xml:space="preserve">将</w:t>
+      </w:r>
+      <w:r>
+        <w:t xml:space="preserve"> 78 </w:t>
+      </w:r>
+      <w:r>
+        <w:rPr>
+          <w:rFonts w:hint="eastAsia"/>
+        </w:rPr>
+        <w:t xml:space="preserve">条测试用例纳入计划管理，其中功能/接口/NLU</w:t>
+      </w:r>
+      <w:r>
+        <w:t xml:space="preserve"> </w:t>
+      </w:r>
+      <w:r>
+        <w:rPr>
+          <w:rFonts w:hint="eastAsia"/>
+        </w:rPr>
+        <w:t xml:space="preserve">为本版本优先执行对象。</w:t>
       </w:r>
     </w:p>
     <w:bookmarkEnd w:id="11"/>
-    <w:bookmarkStart w:id="12" w:name="测试范围"/>
+    <w:bookmarkStart w:id="12" w:name="统一范围与数量"/>
     <w:p>
       <w:pPr>
         <w:pStyle w:val="Heading2"/>
@@ -893,7 +944,7 @@
         <w:rPr>
           <w:rFonts w:hint="eastAsia"/>
         </w:rPr>
-        <w:t xml:space="preserve">测试范围</w:t>
+        <w:t xml:space="preserve">统一范围与数量</w:t>
       </w:r>
     </w:p>
     <w:p>
@@ -1007,32 +1058,349 @@
         <w:t xml:space="preserve">条测试用例，覆盖功能、接口、NLU、性能、安全、兼容性和端到端场景。</w:t>
       </w:r>
     </w:p>
+    <w:bookmarkEnd w:id="12"/>
+    <w:bookmarkStart w:id="13" w:name="执行阶段安排"/>
     <w:p>
       <w:pPr>
-        <w:pStyle w:val="Compact"/>
-        <w:numPr>
-          <w:ilvl w:val="0"/>
-          <w:numId w:val="1002"/>
-        </w:numPr>
-      </w:pPr>
-      <w:r>
-        <w:rPr>
-          <w:rFonts w:hint="eastAsia"/>
-        </w:rPr>
-        <w:t xml:space="preserve">本版本只定义策略和验收门槛，不冻结具体用例清单；详细用例由</w:t>
-      </w:r>
-      <w:r>
-        <w:t xml:space="preserve"> TCS V1.0 </w:t>
-      </w:r>
-      <w:r>
-        <w:rPr>
-          <w:rFonts w:hint="eastAsia"/>
-        </w:rPr>
-        <w:t xml:space="preserve">承接。</w:t>
+        <w:pStyle w:val="Heading2"/>
+      </w:pPr>
+      <w:r>
+        <w:rPr>
+          <w:rFonts w:hint="eastAsia"/>
+        </w:rPr>
+        <w:t xml:space="preserve">执行阶段安排</w:t>
       </w:r>
     </w:p>
-    <w:bookmarkEnd w:id="12"/>
-    <w:bookmarkStart w:id="13" w:name="测试级别与类型"/>
+    <w:tbl>
+      <w:tblPr>
+        <w:tblStyle w:val="Table"/>
+        <w:tblW w:type="pct" w:w="5000"/>
+        <w:tblLayout w:type="fixed"/>
+        <w:tblLook w:firstRow="1" w:lastRow="0" w:firstColumn="0" w:lastColumn="0" w:noHBand="0" w:noVBand="0" w:val="0020"/>
+      </w:tblPr>
+      <w:tblGrid>
+        <w:gridCol w:w="1980"/>
+        <w:gridCol w:w="1980"/>
+        <w:gridCol w:w="1980"/>
+        <w:gridCol w:w="1980"/>
+      </w:tblGrid>
+      <w:tr>
+        <w:trPr>
+          <w:tblHeader w:val="on"/>
+        </w:trPr>
+        <w:tc>
+          <w:tcPr/>
+          <w:p>
+            <w:pPr>
+              <w:pStyle w:val="Compact"/>
+            </w:pPr>
+            <w:r>
+              <w:rPr>
+                <w:rFonts w:hint="eastAsia"/>
+              </w:rPr>
+              <w:t xml:space="preserve">阶段</w:t>
+            </w:r>
+          </w:p>
+        </w:tc>
+        <w:tc>
+          <w:tcPr/>
+          <w:p>
+            <w:pPr>
+              <w:pStyle w:val="Compact"/>
+            </w:pPr>
+            <w:r>
+              <w:rPr>
+                <w:rFonts w:hint="eastAsia"/>
+              </w:rPr>
+              <w:t xml:space="preserve">日期</w:t>
+            </w:r>
+          </w:p>
+        </w:tc>
+        <w:tc>
+          <w:tcPr/>
+          <w:p>
+            <w:pPr>
+              <w:pStyle w:val="Compact"/>
+            </w:pPr>
+            <w:r>
+              <w:rPr>
+                <w:rFonts w:hint="eastAsia"/>
+              </w:rPr>
+              <w:t xml:space="preserve">主要内容</w:t>
+            </w:r>
+          </w:p>
+        </w:tc>
+        <w:tc>
+          <w:tcPr/>
+          <w:p>
+            <w:pPr>
+              <w:pStyle w:val="Compact"/>
+            </w:pPr>
+            <w:r>
+              <w:rPr>
+                <w:rFonts w:hint="eastAsia"/>
+              </w:rPr>
+              <w:t xml:space="preserve">输出</w:t>
+            </w:r>
+          </w:p>
+        </w:tc>
+      </w:tr>
+      <w:tr>
+        <w:tc>
+          <w:tcPr/>
+          <w:p>
+            <w:pPr>
+              <w:pStyle w:val="Compact"/>
+            </w:pPr>
+            <w:r>
+              <w:rPr>
+                <w:rFonts w:hint="eastAsia"/>
+              </w:rPr>
+              <w:t xml:space="preserve">计划与用例准备</w:t>
+            </w:r>
+          </w:p>
+        </w:tc>
+        <w:tc>
+          <w:tcPr/>
+          <w:p>
+            <w:pPr>
+              <w:pStyle w:val="Compact"/>
+            </w:pPr>
+            <w:r>
+              <w:t xml:space="preserve">2026-05-23</w:t>
+            </w:r>
+          </w:p>
+        </w:tc>
+        <w:tc>
+          <w:tcPr/>
+          <w:p>
+            <w:pPr>
+              <w:pStyle w:val="Compact"/>
+            </w:pPr>
+            <w:r>
+              <w:rPr>
+                <w:rFonts w:hint="eastAsia"/>
+              </w:rPr>
+              <w:t xml:space="preserve">确认</w:t>
+            </w:r>
+            <w:r>
+              <w:t xml:space="preserve"> SRS </w:t>
+            </w:r>
+            <w:r>
+              <w:rPr>
+                <w:rFonts w:hint="eastAsia"/>
+              </w:rPr>
+              <w:t xml:space="preserve">基线、整理测试策略、形成核心用例</w:t>
+            </w:r>
+          </w:p>
+        </w:tc>
+        <w:tc>
+          <w:tcPr/>
+          <w:p>
+            <w:pPr>
+              <w:pStyle w:val="Compact"/>
+            </w:pPr>
+            <w:r>
+              <w:t xml:space="preserve">TP V1.0、TCS V1.0</w:t>
+            </w:r>
+          </w:p>
+        </w:tc>
+      </w:tr>
+      <w:tr>
+        <w:tc>
+          <w:tcPr/>
+          <w:p>
+            <w:pPr>
+              <w:pStyle w:val="Compact"/>
+            </w:pPr>
+            <w:r>
+              <w:rPr>
+                <w:rFonts w:hint="eastAsia"/>
+              </w:rPr>
+              <w:t xml:space="preserve">原型初测</w:t>
+            </w:r>
+          </w:p>
+        </w:tc>
+        <w:tc>
+          <w:tcPr/>
+          <w:p>
+            <w:pPr>
+              <w:pStyle w:val="Compact"/>
+            </w:pPr>
+            <w:r>
+              <w:t xml:space="preserve">2026-05-24</w:t>
+            </w:r>
+          </w:p>
+        </w:tc>
+        <w:tc>
+          <w:tcPr/>
+          <w:p>
+            <w:pPr>
+              <w:pStyle w:val="Compact"/>
+            </w:pPr>
+            <w:r>
+              <w:rPr>
+                <w:rFonts w:hint="eastAsia"/>
+              </w:rPr>
+              <w:t xml:space="preserve">执行后端</w:t>
+            </w:r>
+            <w:r>
+              <w:t xml:space="preserve"> </w:t>
+            </w:r>
+            <w:r>
+              <w:rPr>
+                <w:rFonts w:hint="eastAsia"/>
+              </w:rPr>
+              <w:t xml:space="preserve">API、NLU、前端构建和端到端冒烟</w:t>
+            </w:r>
+          </w:p>
+        </w:tc>
+        <w:tc>
+          <w:tcPr/>
+          <w:p>
+            <w:pPr>
+              <w:pStyle w:val="Compact"/>
+            </w:pPr>
+            <w:r>
+              <w:t xml:space="preserve">TR V1.0</w:t>
+            </w:r>
+          </w:p>
+        </w:tc>
+      </w:tr>
+      <w:tr>
+        <w:tc>
+          <w:tcPr/>
+          <w:p>
+            <w:pPr>
+              <w:pStyle w:val="Compact"/>
+            </w:pPr>
+            <w:r>
+              <w:rPr>
+                <w:rFonts w:hint="eastAsia"/>
+              </w:rPr>
+              <w:t xml:space="preserve">缺陷修复验证</w:t>
+            </w:r>
+          </w:p>
+        </w:tc>
+        <w:tc>
+          <w:tcPr/>
+          <w:p>
+            <w:pPr>
+              <w:pStyle w:val="Compact"/>
+            </w:pPr>
+            <w:r>
+              <w:t xml:space="preserve">2026-05-25 </w:t>
+            </w:r>
+            <w:r>
+              <w:rPr>
+                <w:rFonts w:hint="eastAsia"/>
+              </w:rPr>
+              <w:t xml:space="preserve">至</w:t>
+            </w:r>
+            <w:r>
+              <w:t xml:space="preserve"> 2026-05-30</w:t>
+            </w:r>
+          </w:p>
+        </w:tc>
+        <w:tc>
+          <w:tcPr/>
+          <w:p>
+            <w:pPr>
+              <w:pStyle w:val="Compact"/>
+            </w:pPr>
+            <w:r>
+              <w:rPr>
+                <w:rFonts w:hint="eastAsia"/>
+              </w:rPr>
+              <w:t xml:space="preserve">复测初测缺陷，吸收</w:t>
+            </w:r>
+            <w:r>
+              <w:t xml:space="preserve"> CCB </w:t>
+            </w:r>
+            <w:r>
+              <w:rPr>
+                <w:rFonts w:hint="eastAsia"/>
+              </w:rPr>
+              <w:t xml:space="preserve">对测试配置的要求</w:t>
+            </w:r>
+          </w:p>
+        </w:tc>
+        <w:tc>
+          <w:tcPr/>
+          <w:p>
+            <w:pPr>
+              <w:pStyle w:val="Compact"/>
+            </w:pPr>
+            <w:r>
+              <w:t xml:space="preserve">TR V1.1</w:t>
+            </w:r>
+          </w:p>
+        </w:tc>
+      </w:tr>
+      <w:tr>
+        <w:tc>
+          <w:tcPr/>
+          <w:p>
+            <w:pPr>
+              <w:pStyle w:val="Compact"/>
+            </w:pPr>
+            <w:r>
+              <w:rPr>
+                <w:rFonts w:hint="eastAsia"/>
+              </w:rPr>
+              <w:t xml:space="preserve">系统回归与结项</w:t>
+            </w:r>
+          </w:p>
+        </w:tc>
+        <w:tc>
+          <w:tcPr/>
+          <w:p>
+            <w:pPr>
+              <w:pStyle w:val="Compact"/>
+            </w:pPr>
+            <w:r>
+              <w:t xml:space="preserve">2026-06-01 </w:t>
+            </w:r>
+            <w:r>
+              <w:rPr>
+                <w:rFonts w:hint="eastAsia"/>
+              </w:rPr>
+              <w:t xml:space="preserve">至</w:t>
+            </w:r>
+            <w:r>
+              <w:t xml:space="preserve"> 2026-06-05</w:t>
+            </w:r>
+          </w:p>
+        </w:tc>
+        <w:tc>
+          <w:tcPr/>
+          <w:p>
+            <w:pPr>
+              <w:pStyle w:val="Compact"/>
+            </w:pPr>
+            <w:r>
+              <w:rPr>
+                <w:rFonts w:hint="eastAsia"/>
+              </w:rPr>
+              <w:t xml:space="preserve">补充覆盖矩阵、非功能验证和结项结论</w:t>
+            </w:r>
+          </w:p>
+        </w:tc>
+        <w:tc>
+          <w:tcPr/>
+          <w:p>
+            <w:pPr>
+              <w:pStyle w:val="Compact"/>
+            </w:pPr>
+            <w:r>
+              <w:t xml:space="preserve">TP/TCS/TR V1.3</w:t>
+            </w:r>
+          </w:p>
+        </w:tc>
+      </w:tr>
+    </w:tbl>
+    <w:bookmarkEnd w:id="13"/>
+    <w:bookmarkStart w:id="14" w:name="人员与职责"/>
     <w:p>
       <w:pPr>
         <w:pStyle w:val="Heading2"/>
@@ -1041,7 +1409,232 @@
         <w:rPr>
           <w:rFonts w:hint="eastAsia"/>
         </w:rPr>
-        <w:t xml:space="preserve">测试级别与类型</w:t>
+        <w:t xml:space="preserve">人员与职责</w:t>
+      </w:r>
+    </w:p>
+    <w:tbl>
+      <w:tblPr>
+        <w:tblStyle w:val="Table"/>
+        <w:tblW w:type="auto" w:w="0"/>
+        <w:tblLook w:firstRow="1" w:lastRow="0" w:firstColumn="0" w:lastColumn="0" w:noHBand="0" w:noVBand="0" w:val="0020"/>
+      </w:tblPr>
+      <w:tblGrid>
+        <w:gridCol w:w="3960"/>
+        <w:gridCol w:w="3960"/>
+      </w:tblGrid>
+      <w:tr>
+        <w:trPr>
+          <w:tblHeader w:val="on"/>
+        </w:trPr>
+        <w:tc>
+          <w:tcPr/>
+          <w:p>
+            <w:pPr>
+              <w:pStyle w:val="Compact"/>
+            </w:pPr>
+            <w:r>
+              <w:rPr>
+                <w:rFonts w:hint="eastAsia"/>
+              </w:rPr>
+              <w:t xml:space="preserve">角色</w:t>
+            </w:r>
+          </w:p>
+        </w:tc>
+        <w:tc>
+          <w:tcPr/>
+          <w:p>
+            <w:pPr>
+              <w:pStyle w:val="Compact"/>
+            </w:pPr>
+            <w:r>
+              <w:rPr>
+                <w:rFonts w:hint="eastAsia"/>
+              </w:rPr>
+              <w:t xml:space="preserve">职责</w:t>
+            </w:r>
+          </w:p>
+        </w:tc>
+      </w:tr>
+      <w:tr>
+        <w:tc>
+          <w:tcPr/>
+          <w:p>
+            <w:pPr>
+              <w:pStyle w:val="Compact"/>
+            </w:pPr>
+            <w:r>
+              <w:rPr>
+                <w:rFonts w:hint="eastAsia"/>
+              </w:rPr>
+              <w:t xml:space="preserve">测试负责人</w:t>
+            </w:r>
+          </w:p>
+        </w:tc>
+        <w:tc>
+          <w:tcPr/>
+          <w:p>
+            <w:pPr>
+              <w:pStyle w:val="Compact"/>
+            </w:pPr>
+            <w:r>
+              <w:rPr>
+                <w:rFonts w:hint="eastAsia"/>
+              </w:rPr>
+              <w:t xml:space="preserve">维护计划、组织评审、发布测试报告</w:t>
+            </w:r>
+          </w:p>
+        </w:tc>
+      </w:tr>
+      <w:tr>
+        <w:tc>
+          <w:tcPr/>
+          <w:p>
+            <w:pPr>
+              <w:pStyle w:val="Compact"/>
+            </w:pPr>
+            <w:r>
+              <w:rPr>
+                <w:rFonts w:hint="eastAsia"/>
+              </w:rPr>
+              <w:t xml:space="preserve">测试工程师</w:t>
+            </w:r>
+          </w:p>
+        </w:tc>
+        <w:tc>
+          <w:tcPr/>
+          <w:p>
+            <w:pPr>
+              <w:pStyle w:val="Compact"/>
+            </w:pPr>
+            <w:r>
+              <w:rPr>
+                <w:rFonts w:hint="eastAsia"/>
+              </w:rPr>
+              <w:t xml:space="preserve">设计和执行测试用例、记录缺陷、维护追溯矩阵</w:t>
+            </w:r>
+          </w:p>
+        </w:tc>
+      </w:tr>
+      <w:tr>
+        <w:tc>
+          <w:tcPr/>
+          <w:p>
+            <w:pPr>
+              <w:pStyle w:val="Compact"/>
+            </w:pPr>
+            <w:r>
+              <w:rPr>
+                <w:rFonts w:hint="eastAsia"/>
+              </w:rPr>
+              <w:t xml:space="preserve">开发负责人</w:t>
+            </w:r>
+          </w:p>
+        </w:tc>
+        <w:tc>
+          <w:tcPr/>
+          <w:p>
+            <w:pPr>
+              <w:pStyle w:val="Compact"/>
+            </w:pPr>
+            <w:r>
+              <w:rPr>
+                <w:rFonts w:hint="eastAsia"/>
+              </w:rPr>
+              <w:t xml:space="preserve">保障测试环境、修复缺陷、提供构建说明</w:t>
+            </w:r>
+          </w:p>
+        </w:tc>
+      </w:tr>
+      <w:tr>
+        <w:tc>
+          <w:tcPr/>
+          <w:p>
+            <w:pPr>
+              <w:pStyle w:val="Compact"/>
+            </w:pPr>
+            <w:r>
+              <w:rPr>
+                <w:rFonts w:hint="eastAsia"/>
+              </w:rPr>
+              <w:t xml:space="preserve">需求分析负责人</w:t>
+            </w:r>
+          </w:p>
+        </w:tc>
+        <w:tc>
+          <w:tcPr/>
+          <w:p>
+            <w:pPr>
+              <w:pStyle w:val="Compact"/>
+            </w:pPr>
+            <w:r>
+              <w:rPr>
+                <w:rFonts w:hint="eastAsia"/>
+              </w:rPr>
+              <w:t xml:space="preserve">解释</w:t>
+            </w:r>
+            <w:r>
+              <w:t xml:space="preserve"> SRS </w:t>
+            </w:r>
+            <w:r>
+              <w:rPr>
+                <w:rFonts w:hint="eastAsia"/>
+              </w:rPr>
+              <w:t xml:space="preserve">口径、确认需求变更影响</w:t>
+            </w:r>
+          </w:p>
+        </w:tc>
+      </w:tr>
+      <w:tr>
+        <w:tc>
+          <w:tcPr/>
+          <w:p>
+            <w:pPr>
+              <w:pStyle w:val="Compact"/>
+            </w:pPr>
+            <w:r>
+              <w:rPr>
+                <w:rFonts w:hint="eastAsia"/>
+              </w:rPr>
+              <w:t xml:space="preserve">用户代表</w:t>
+            </w:r>
+          </w:p>
+        </w:tc>
+        <w:tc>
+          <w:tcPr/>
+          <w:p>
+            <w:pPr>
+              <w:pStyle w:val="Compact"/>
+            </w:pPr>
+            <w:r>
+              <w:rPr>
+                <w:rFonts w:hint="eastAsia"/>
+              </w:rPr>
+              <w:t xml:space="preserve">参与</w:t>
+            </w:r>
+            <w:r>
+              <w:t xml:space="preserve"> UAT </w:t>
+            </w:r>
+            <w:r>
+              <w:rPr>
+                <w:rFonts w:hint="eastAsia"/>
+              </w:rPr>
+              <w:t xml:space="preserve">场景确认和可用性反馈</w:t>
+            </w:r>
+          </w:p>
+        </w:tc>
+      </w:tr>
+    </w:tbl>
+    <w:bookmarkEnd w:id="14"/>
+    <w:bookmarkStart w:id="15" w:name="测试数据与环境"/>
+    <w:p>
+      <w:pPr>
+        <w:pStyle w:val="Heading2"/>
+      </w:pPr>
+      <w:r>
+        <w:rPr>
+          <w:rFonts w:hint="eastAsia"/>
+        </w:rPr>
+        <w:t xml:space="preserve">测试数据与环境</w:t>
       </w:r>
     </w:p>
     <w:p>
@@ -1056,7 +1649,16 @@
         <w:rPr>
           <w:rFonts w:hint="eastAsia"/>
         </w:rPr>
-        <w:t xml:space="preserve">单元测试：由开发组覆盖核心业务逻辑、NLU</w:t>
+        <w:t xml:space="preserve">测试环境采用</w:t>
+      </w:r>
+      <w:r>
+        <w:t xml:space="preserve"> Windows 11 </w:t>
+      </w:r>
+      <w:r>
+        <w:rPr>
+          <w:rFonts w:hint="eastAsia"/>
+        </w:rPr>
+        <w:t xml:space="preserve">本地原型环境、FastAPI</w:t>
       </w:r>
       <w:r>
         <w:t xml:space="preserve"> </w:t>
@@ -1065,7 +1667,43 @@
         <w:rPr>
           <w:rFonts w:hint="eastAsia"/>
         </w:rPr>
-        <w:t xml:space="preserve">规则、权限校验与数据访问层。</w:t>
+        <w:t xml:space="preserve">后端、Vue</w:t>
+      </w:r>
+      <w:r>
+        <w:t xml:space="preserve"> </w:t>
+      </w:r>
+      <w:r>
+        <w:rPr>
+          <w:rFonts w:hint="eastAsia"/>
+        </w:rPr>
+        <w:t xml:space="preserve">用户端、React</w:t>
+      </w:r>
+      <w:r>
+        <w:t xml:space="preserve"> </w:t>
+      </w:r>
+      <w:r>
+        <w:rPr>
+          <w:rFonts w:hint="eastAsia"/>
+        </w:rPr>
+        <w:t xml:space="preserve">管理端、SQLite</w:t>
+      </w:r>
+      <w:r>
+        <w:t xml:space="preserve"> </w:t>
+      </w:r>
+      <w:r>
+        <w:rPr>
+          <w:rFonts w:hint="eastAsia"/>
+        </w:rPr>
+        <w:t xml:space="preserve">测试库和</w:t>
+      </w:r>
+      <w:r>
+        <w:t xml:space="preserve"> Mock </w:t>
+      </w:r>
+      <w:r>
+        <w:rPr>
+          <w:rFonts w:hint="eastAsia"/>
+        </w:rPr>
+        <w:t xml:space="preserve">外部接口。</w:t>
       </w:r>
     </w:p>
     <w:p>
@@ -1080,7 +1718,25 @@
         <w:rPr>
           <w:rFonts w:hint="eastAsia"/>
         </w:rPr>
-        <w:t xml:space="preserve">集成测试：覆盖</w:t>
+        <w:t xml:space="preserve">测试数据包含</w:t>
+      </w:r>
+      <w:r>
+        <w:t xml:space="preserve"> 5 </w:t>
+      </w:r>
+      <w:r>
+        <w:rPr>
+          <w:rFonts w:hint="eastAsia"/>
+        </w:rPr>
+        <w:t xml:space="preserve">类演示账号、知识库样例、课程/考试/成绩</w:t>
+      </w:r>
+      <w:r>
+        <w:t xml:space="preserve"> Mock </w:t>
+      </w:r>
+      <w:r>
+        <w:rPr>
+          <w:rFonts w:hint="eastAsia"/>
+        </w:rPr>
+        <w:t xml:space="preserve">数据、17</w:t>
       </w:r>
       <w:r>
         <w:t xml:space="preserve"> </w:t>
@@ -1089,16 +1745,16 @@
         <w:rPr>
           <w:rFonts w:hint="eastAsia"/>
         </w:rPr>
-        <w:t xml:space="preserve">API、数据库、Mock</w:t>
-      </w:r>
-      <w:r>
-        <w:t xml:space="preserve"> </w:t>
-      </w:r>
-      <w:r>
-        <w:rPr>
-          <w:rFonts w:hint="eastAsia"/>
-        </w:rPr>
-        <w:t xml:space="preserve">外部接口和前后端契约。</w:t>
+        <w:t xml:space="preserve">条核心</w:t>
+      </w:r>
+      <w:r>
+        <w:t xml:space="preserve"> NLU </w:t>
+      </w:r>
+      <w:r>
+        <w:rPr>
+          <w:rFonts w:hint="eastAsia"/>
+        </w:rPr>
+        <w:t xml:space="preserve">意图样本和端到端流程数据。</w:t>
       </w:r>
     </w:p>
     <w:p>
@@ -1113,249 +1769,16 @@
         <w:rPr>
           <w:rFonts w:hint="eastAsia"/>
         </w:rPr>
-        <w:t xml:space="preserve">系统测试：覆盖端到端问答、知识库维护、管理后台、兼容性、性能与安全基线。</w:t>
-      </w:r>
-    </w:p>
-    <w:p>
-      <w:pPr>
-        <w:pStyle w:val="Compact"/>
-        <w:numPr>
-          <w:ilvl w:val="0"/>
-          <w:numId w:val="1003"/>
-        </w:numPr>
-      </w:pPr>
-      <w:r>
-        <w:rPr>
-          <w:rFonts w:hint="eastAsia"/>
-        </w:rPr>
-        <w:t xml:space="preserve">验收测试：按</w:t>
-      </w:r>
-      <w:r>
-        <w:t xml:space="preserve"> 7 </w:t>
-      </w:r>
-      <w:r>
-        <w:rPr>
-          <w:rFonts w:hint="eastAsia"/>
-        </w:rPr>
-        <w:t xml:space="preserve">类用户代表组织场景走查，重点验证可理解性和业务闭环。</w:t>
-      </w:r>
-    </w:p>
-    <w:bookmarkEnd w:id="13"/>
-    <w:bookmarkStart w:id="14" w:name="初始准入准出准则"/>
-    <w:p>
-      <w:pPr>
-        <w:pStyle w:val="Heading2"/>
-      </w:pPr>
-      <w:r>
-        <w:rPr>
-          <w:rFonts w:hint="eastAsia"/>
-        </w:rPr>
-        <w:t xml:space="preserve">初始准入/准出准则</w:t>
-      </w:r>
-    </w:p>
-    <w:p>
-      <w:pPr>
-        <w:pStyle w:val="Compact"/>
-        <w:numPr>
-          <w:ilvl w:val="0"/>
-          <w:numId w:val="1004"/>
-        </w:numPr>
-      </w:pPr>
-      <w:r>
-        <w:rPr>
-          <w:rFonts w:hint="eastAsia"/>
-        </w:rPr>
-        <w:t xml:space="preserve">准入：SRS</w:t>
-      </w:r>
-      <w:r>
-        <w:t xml:space="preserve"> </w:t>
-      </w:r>
-      <w:r>
-        <w:rPr>
-          <w:rFonts w:hint="eastAsia"/>
-        </w:rPr>
-        <w:t xml:space="preserve">基线发布、核心接口可部署、测试账号和基础种子数据可用。</w:t>
-      </w:r>
-    </w:p>
-    <w:p>
-      <w:pPr>
-        <w:pStyle w:val="Compact"/>
-        <w:numPr>
-          <w:ilvl w:val="0"/>
-          <w:numId w:val="1004"/>
-        </w:numPr>
-      </w:pPr>
-      <w:r>
-        <w:rPr>
-          <w:rFonts w:hint="eastAsia"/>
-        </w:rPr>
-        <w:t xml:space="preserve">准出：P0</w:t>
-      </w:r>
-      <w:r>
-        <w:t xml:space="preserve"> </w:t>
-      </w:r>
-      <w:r>
-        <w:rPr>
-          <w:rFonts w:hint="eastAsia"/>
-        </w:rPr>
-        <w:t xml:space="preserve">用例</w:t>
-      </w:r>
-      <w:r>
-        <w:t xml:space="preserve"> 100% </w:t>
-      </w:r>
-      <w:r>
-        <w:rPr>
-          <w:rFonts w:hint="eastAsia"/>
-        </w:rPr>
-        <w:t xml:space="preserve">通过，P1</w:t>
-      </w:r>
-      <w:r>
-        <w:t xml:space="preserve"> </w:t>
-      </w:r>
-      <w:r>
-        <w:rPr>
-          <w:rFonts w:hint="eastAsia"/>
-        </w:rPr>
-        <w:t xml:space="preserve">用例通过率不低于</w:t>
-      </w:r>
-      <w:r>
-        <w:t xml:space="preserve"> </w:t>
-      </w:r>
-      <w:r>
-        <w:rPr>
-          <w:rFonts w:hint="eastAsia"/>
-        </w:rPr>
-        <w:t xml:space="preserve">95%，无</w:t>
-      </w:r>
-      <w:r>
-        <w:t xml:space="preserve"> P0/P1 </w:t>
-      </w:r>
-      <w:r>
-        <w:rPr>
-          <w:rFonts w:hint="eastAsia"/>
-        </w:rPr>
-        <w:t xml:space="preserve">未关闭缺陷。</w:t>
-      </w:r>
-    </w:p>
-    <w:p>
-      <w:pPr>
-        <w:pStyle w:val="Compact"/>
-        <w:numPr>
-          <w:ilvl w:val="0"/>
-          <w:numId w:val="1004"/>
-        </w:numPr>
-      </w:pPr>
-      <w:r>
-        <w:t xml:space="preserve">NLU </w:t>
-      </w:r>
-      <w:r>
-        <w:rPr>
-          <w:rFonts w:hint="eastAsia"/>
-        </w:rPr>
-        <w:t xml:space="preserve">意图识别目标为核心意图准确率不低于</w:t>
-      </w:r>
-      <w:r>
-        <w:t xml:space="preserve"> </w:t>
-      </w:r>
-      <w:r>
-        <w:rPr>
-          <w:rFonts w:hint="eastAsia"/>
-        </w:rPr>
-        <w:t xml:space="preserve">85%；原型阶段先以规则/Mock</w:t>
-      </w:r>
-      <w:r>
-        <w:t xml:space="preserve"> </w:t>
-      </w:r>
-      <w:r>
-        <w:rPr>
-          <w:rFonts w:hint="eastAsia"/>
-        </w:rPr>
-        <w:t xml:space="preserve">数据验证可行性。</w:t>
-      </w:r>
-    </w:p>
-    <w:bookmarkEnd w:id="14"/>
-    <w:bookmarkStart w:id="15" w:name="风险与应对"/>
-    <w:p>
-      <w:pPr>
-        <w:pStyle w:val="Heading2"/>
-      </w:pPr>
-      <w:r>
-        <w:rPr>
-          <w:rFonts w:hint="eastAsia"/>
-        </w:rPr>
-        <w:t xml:space="preserve">风险与应对</w:t>
-      </w:r>
-    </w:p>
-    <w:p>
-      <w:pPr>
-        <w:pStyle w:val="Compact"/>
-        <w:numPr>
-          <w:ilvl w:val="0"/>
-          <w:numId w:val="1005"/>
-        </w:numPr>
-      </w:pPr>
-      <w:r>
-        <w:rPr>
-          <w:rFonts w:hint="eastAsia"/>
-        </w:rPr>
-        <w:t xml:space="preserve">外部系统不可用：使用接口契约和</w:t>
-      </w:r>
-      <w:r>
-        <w:t xml:space="preserve"> Mock </w:t>
-      </w:r>
-      <w:r>
-        <w:rPr>
-          <w:rFonts w:hint="eastAsia"/>
-        </w:rPr>
-        <w:t xml:space="preserve">Server，记录真实联调遗留风险。</w:t>
-      </w:r>
-    </w:p>
-    <w:p>
-      <w:pPr>
-        <w:pStyle w:val="Compact"/>
-        <w:numPr>
-          <w:ilvl w:val="0"/>
-          <w:numId w:val="1005"/>
-        </w:numPr>
-      </w:pPr>
-      <w:r>
-        <w:rPr>
-          <w:rFonts w:hint="eastAsia"/>
-        </w:rPr>
-        <w:t xml:space="preserve">需求口径变化：所有测试用例绑定</w:t>
-      </w:r>
-      <w:r>
-        <w:t xml:space="preserve"> REQ </w:t>
-      </w:r>
-      <w:r>
-        <w:rPr>
-          <w:rFonts w:hint="eastAsia"/>
-        </w:rPr>
-        <w:t xml:space="preserve">与</w:t>
-      </w:r>
-      <w:r>
-        <w:t xml:space="preserve"> UC </w:t>
-      </w:r>
-      <w:r>
-        <w:rPr>
-          <w:rFonts w:hint="eastAsia"/>
-        </w:rPr>
-        <w:t xml:space="preserve">编号，变更后同步更新追溯矩阵。</w:t>
-      </w:r>
-    </w:p>
-    <w:p>
-      <w:pPr>
-        <w:pStyle w:val="Compact"/>
-        <w:numPr>
-          <w:ilvl w:val="0"/>
-          <w:numId w:val="1005"/>
-        </w:numPr>
-      </w:pPr>
-      <w:r>
-        <w:rPr>
-          <w:rFonts w:hint="eastAsia"/>
-        </w:rPr>
-        <w:t xml:space="preserve">性能环境弱于生产：报告中明确环境限制，不把本地结果外推为生产容量结论。</w:t>
+        <w:t xml:space="preserve">生产目标技术栈</w:t>
+      </w:r>
+      <w:r>
+        <w:t xml:space="preserve"> MySQL/Redis/Elasticsearch/K8s </w:t>
+      </w:r>
+      <w:r>
+        <w:rPr>
+          <w:rFonts w:hint="eastAsia"/>
+        </w:rPr>
+        <w:t xml:space="preserve">仅作为后续部署验证依据，不在本地原型测试中宣称达标。</w:t>
       </w:r>
     </w:p>
     <w:bookmarkEnd w:id="15"/>
@@ -1582,12 +2005,6 @@
     <w:abstractNumId w:val="991"/>
   </w:num>
   <w:num w:numId="1003">
-    <w:abstractNumId w:val="991"/>
-  </w:num>
-  <w:num w:numId="1004">
-    <w:abstractNumId w:val="991"/>
-  </w:num>
-  <w:num w:numId="1005">
     <w:abstractNumId w:val="991"/>
   </w:num>
 </w:numbering>

--- a/11-测试文档/测试计划(TP).docx
+++ b/11-测试文档/测试计划(TP).docx
@@ -64,7 +64,7 @@
         <w:rPr>
           <w:rStyle w:val="VerbatimChar"/>
         </w:rPr>
-        <w:t xml:space="preserve">date: "2026-05-24"</w:t>
+        <w:t xml:space="preserve">date: "2026-05-30"</w:t>
       </w:r>
       <w:r>
         <w:br/>
@@ -172,7 +172,7 @@
         <w:t xml:space="preserve">文档编号</w:t>
       </w:r>
       <w:r>
-        <w:t xml:space="preserve"> | SRA2026-TP-V11 |</w:t>
+        <w:t xml:space="preserve"> | SRA2026-TP-V12 |</w:t>
       </w:r>
       <w:r>
         <w:br/>
@@ -184,7 +184,7 @@
         <w:t xml:space="preserve">文档版本</w:t>
       </w:r>
       <w:r>
-        <w:t xml:space="preserve"> | V1.1 |</w:t>
+        <w:t xml:space="preserve"> | V1.2 |</w:t>
       </w:r>
       <w:r>
         <w:br/>
@@ -196,13 +196,13 @@
         <w:t xml:space="preserve">文档状态</w:t>
       </w:r>
       <w:r>
-        <w:t xml:space="preserve"> | </w:t>
-      </w:r>
-      <w:r>
-        <w:rPr>
-          <w:rFonts w:hint="eastAsia"/>
-        </w:rPr>
-        <w:t xml:space="preserve">执行计划</w:t>
+        <w:t xml:space="preserve"> | CCB </w:t>
+      </w:r>
+      <w:r>
+        <w:rPr>
+          <w:rFonts w:hint="eastAsia"/>
+        </w:rPr>
+        <w:t xml:space="preserve">后修订版</w:t>
       </w:r>
       <w:r>
         <w:t xml:space="preserve"> |</w:t>
@@ -229,7 +229,7 @@
         <w:t xml:space="preserve">本版发布日期</w:t>
       </w:r>
       <w:r>
-        <w:t xml:space="preserve"> | 2026-05-24 |</w:t>
+        <w:t xml:space="preserve"> | 2026-05-30 |</w:t>
       </w:r>
       <w:r>
         <w:br/>
@@ -576,6 +576,81 @@
           </w:p>
         </w:tc>
       </w:tr>
+      <w:tr>
+        <w:tc>
+          <w:tcPr/>
+          <w:p>
+            <w:pPr>
+              <w:pStyle w:val="Compact"/>
+            </w:pPr>
+            <w:r>
+              <w:t xml:space="preserve">V1.2</w:t>
+            </w:r>
+          </w:p>
+        </w:tc>
+        <w:tc>
+          <w:tcPr/>
+          <w:p>
+            <w:pPr>
+              <w:pStyle w:val="Compact"/>
+            </w:pPr>
+            <w:r>
+              <w:t xml:space="preserve">2026-05-30</w:t>
+            </w:r>
+          </w:p>
+        </w:tc>
+        <w:tc>
+          <w:tcPr/>
+          <w:p>
+            <w:pPr>
+              <w:pStyle w:val="Compact"/>
+            </w:pPr>
+            <w:r>
+              <w:rPr>
+                <w:rFonts w:hint="eastAsia"/>
+              </w:rPr>
+              <w:t xml:space="preserve">按</w:t>
+            </w:r>
+            <w:r>
+              <w:t xml:space="preserve"> CCB </w:t>
+            </w:r>
+            <w:r>
+              <w:rPr>
+                <w:rFonts w:hint="eastAsia"/>
+              </w:rPr>
+              <w:t xml:space="preserve">变更统一需求/用例口径并补充性能测试配置</w:t>
+            </w:r>
+          </w:p>
+        </w:tc>
+        <w:tc>
+          <w:tcPr/>
+          <w:p>
+            <w:pPr>
+              <w:pStyle w:val="Compact"/>
+            </w:pPr>
+            <w:r>
+              <w:rPr>
+                <w:rFonts w:hint="eastAsia"/>
+              </w:rPr>
+              <w:t xml:space="preserve">测试组</w:t>
+            </w:r>
+          </w:p>
+        </w:tc>
+        <w:tc>
+          <w:tcPr/>
+          <w:p>
+            <w:pPr>
+              <w:pStyle w:val="Compact"/>
+            </w:pPr>
+            <w:r>
+              <w:rPr>
+                <w:rFonts w:hint="eastAsia"/>
+              </w:rPr>
+              <w:t xml:space="preserve">已修订</w:t>
+            </w:r>
+          </w:p>
+        </w:tc>
+      </w:tr>
     </w:tbl>
     <w:bookmarkStart w:id="9" w:name="本版摘要"/>
     <w:p>
@@ -597,16 +672,16 @@
         <w:rPr>
           <w:rFonts w:hint="eastAsia"/>
         </w:rPr>
-        <w:t xml:space="preserve">在</w:t>
-      </w:r>
-      <w:r>
-        <w:t xml:space="preserve"> V1.0 </w:t>
-      </w:r>
-      <w:r>
-        <w:rPr>
-          <w:rFonts w:hint="eastAsia"/>
-        </w:rPr>
-        <w:t xml:space="preserve">策略基础上补充执行节奏、角色分工、数据准备和原型初测安排。</w:t>
+        <w:t xml:space="preserve">吸收</w:t>
+      </w:r>
+      <w:r>
+        <w:t xml:space="preserve"> CR-R4-02 </w:t>
+      </w:r>
+      <w:r>
+        <w:rPr>
+          <w:rFonts w:hint="eastAsia"/>
+        </w:rPr>
+        <w:t xml:space="preserve">对性能测试配置的要求，修正需求数量、用例数量和测试范围口径。</w:t>
       </w:r>
     </w:p>
     <w:bookmarkEnd w:id="9"/>
@@ -865,7 +940,7 @@
       </w:tr>
     </w:tbl>
     <w:bookmarkEnd w:id="10"/>
-    <w:bookmarkStart w:id="11" w:name="测试目标"/>
+    <w:bookmarkStart w:id="11" w:name="修订依据"/>
     <w:p>
       <w:pPr>
         <w:pStyle w:val="Heading2"/>
@@ -874,7 +949,7 @@
         <w:rPr>
           <w:rFonts w:hint="eastAsia"/>
         </w:rPr>
-        <w:t xml:space="preserve">测试目标</w:t>
+        <w:t xml:space="preserve">修订依据</w:t>
       </w:r>
     </w:p>
     <w:p>
@@ -889,16 +964,25 @@
         <w:rPr>
           <w:rFonts w:hint="eastAsia"/>
         </w:rPr>
-        <w:t xml:space="preserve">延续</w:t>
-      </w:r>
-      <w:r>
-        <w:t xml:space="preserve"> TP V1.0 </w:t>
-      </w:r>
-      <w:r>
-        <w:rPr>
-          <w:rFonts w:hint="eastAsia"/>
-        </w:rPr>
-        <w:t xml:space="preserve">的测试目标，并把测试执行拆分为初测、缺陷修复验证、回归测试和结项确认四个阶段。</w:t>
+        <w:t xml:space="preserve">依据</w:t>
+      </w:r>
+      <w:r>
+        <w:t xml:space="preserve"> CR-SCHOOL-QA-001 </w:t>
+      </w:r>
+      <w:r>
+        <w:rPr>
+          <w:rFonts w:hint="eastAsia"/>
+        </w:rPr>
+        <w:t xml:space="preserve">中</w:t>
+      </w:r>
+      <w:r>
+        <w:t xml:space="preserve"> </w:t>
+      </w:r>
+      <w:r>
+        <w:rPr>
+          <w:rFonts w:hint="eastAsia"/>
+        </w:rPr>
+        <w:t xml:space="preserve">CR-R4-02，补充性能测试详细配置：并发线程、ramp-up、持续时间和监控指标。</w:t>
       </w:r>
     </w:p>
     <w:p>
@@ -913,16 +997,25 @@
         <w:rPr>
           <w:rFonts w:hint="eastAsia"/>
         </w:rPr>
-        <w:t xml:space="preserve">将</w:t>
-      </w:r>
-      <w:r>
-        <w:t xml:space="preserve"> 78 </w:t>
-      </w:r>
-      <w:r>
-        <w:rPr>
-          <w:rFonts w:hint="eastAsia"/>
-        </w:rPr>
-        <w:t xml:space="preserve">条测试用例纳入计划管理，其中功能/接口/NLU</w:t>
+        <w:t xml:space="preserve">依据</w:t>
+      </w:r>
+      <w:r>
+        <w:t xml:space="preserve"> RB R3/R4 </w:t>
+      </w:r>
+      <w:r>
+        <w:rPr>
+          <w:rFonts w:hint="eastAsia"/>
+        </w:rPr>
+        <w:t xml:space="preserve">评审记录，统一表述为</w:t>
+      </w:r>
+      <w:r>
+        <w:t xml:space="preserve"> 40 </w:t>
+      </w:r>
+      <w:r>
+        <w:rPr>
+          <w:rFonts w:hint="eastAsia"/>
+        </w:rPr>
+        <w:t xml:space="preserve">条可追溯业务需求、47</w:t>
       </w:r>
       <w:r>
         <w:t xml:space="preserve"> </w:t>
@@ -931,11 +1024,20 @@
         <w:rPr>
           <w:rFonts w:hint="eastAsia"/>
         </w:rPr>
-        <w:t xml:space="preserve">为本版本优先执行对象。</w:t>
+        <w:t xml:space="preserve">个业务用例、78</w:t>
+      </w:r>
+      <w:r>
+        <w:t xml:space="preserve"> </w:t>
+      </w:r>
+      <w:r>
+        <w:rPr>
+          <w:rFonts w:hint="eastAsia"/>
+        </w:rPr>
+        <w:t xml:space="preserve">条测试用例。</w:t>
       </w:r>
     </w:p>
     <w:bookmarkEnd w:id="11"/>
-    <w:bookmarkStart w:id="12" w:name="统一范围与数量"/>
+    <w:bookmarkStart w:id="12" w:name="测试范围基线"/>
     <w:p>
       <w:pPr>
         <w:pStyle w:val="Heading2"/>
@@ -944,7 +1046,7 @@
         <w:rPr>
           <w:rFonts w:hint="eastAsia"/>
         </w:rPr>
-        <w:t xml:space="preserve">统一范围与数量</w:t>
+        <w:t xml:space="preserve">测试范围基线</w:t>
       </w:r>
     </w:p>
     <w:p>
@@ -1058,8 +1160,23 @@
         <w:t xml:space="preserve">条测试用例，覆盖功能、接口、NLU、性能、安全、兼容性和端到端场景。</w:t>
       </w:r>
     </w:p>
+    <w:p>
+      <w:pPr>
+        <w:pStyle w:val="Compact"/>
+        <w:numPr>
+          <w:ilvl w:val="0"/>
+          <w:numId w:val="1002"/>
+        </w:numPr>
+      </w:pPr>
+      <w:r>
+        <w:rPr>
+          <w:rFonts w:hint="eastAsia"/>
+        </w:rPr>
+        <w:t xml:space="preserve">范围外事项：生产级容量承诺、真实外部系统全链路联调、正式等保测评、移动端真机全机型认证。</w:t>
+      </w:r>
+    </w:p>
     <w:bookmarkEnd w:id="12"/>
-    <w:bookmarkStart w:id="13" w:name="执行阶段安排"/>
+    <w:bookmarkStart w:id="13" w:name="性能测试配置"/>
     <w:p>
       <w:pPr>
         <w:pStyle w:val="Heading2"/>
@@ -1068,7 +1185,7 @@
         <w:rPr>
           <w:rFonts w:hint="eastAsia"/>
         </w:rPr>
-        <w:t xml:space="preserve">执行阶段安排</w:t>
+        <w:t xml:space="preserve">性能测试配置</w:t>
       </w:r>
     </w:p>
     <w:tbl>
@@ -1079,10 +1196,11 @@
         <w:tblLook w:firstRow="1" w:lastRow="0" w:firstColumn="0" w:lastColumn="0" w:noHBand="0" w:noVBand="0" w:val="0020"/>
       </w:tblPr>
       <w:tblGrid>
-        <w:gridCol w:w="1980"/>
-        <w:gridCol w:w="1980"/>
-        <w:gridCol w:w="1980"/>
-        <w:gridCol w:w="1980"/>
+        <w:gridCol w:w="1584"/>
+        <w:gridCol w:w="1584"/>
+        <w:gridCol w:w="1584"/>
+        <w:gridCol w:w="1584"/>
+        <w:gridCol w:w="1584"/>
       </w:tblGrid>
       <w:tr>
         <w:trPr>
@@ -1098,49 +1216,60 @@
               <w:rPr>
                 <w:rFonts w:hint="eastAsia"/>
               </w:rPr>
-              <w:t xml:space="preserve">阶段</w:t>
-            </w:r>
-          </w:p>
-        </w:tc>
-        <w:tc>
-          <w:tcPr/>
-          <w:p>
-            <w:pPr>
-              <w:pStyle w:val="Compact"/>
-            </w:pPr>
-            <w:r>
-              <w:rPr>
-                <w:rFonts w:hint="eastAsia"/>
-              </w:rPr>
-              <w:t xml:space="preserve">日期</w:t>
-            </w:r>
-          </w:p>
-        </w:tc>
-        <w:tc>
-          <w:tcPr/>
-          <w:p>
-            <w:pPr>
-              <w:pStyle w:val="Compact"/>
-            </w:pPr>
-            <w:r>
-              <w:rPr>
-                <w:rFonts w:hint="eastAsia"/>
-              </w:rPr>
-              <w:t xml:space="preserve">主要内容</w:t>
-            </w:r>
-          </w:p>
-        </w:tc>
-        <w:tc>
-          <w:tcPr/>
-          <w:p>
-            <w:pPr>
-              <w:pStyle w:val="Compact"/>
-            </w:pPr>
-            <w:r>
-              <w:rPr>
-                <w:rFonts w:hint="eastAsia"/>
-              </w:rPr>
-              <w:t xml:space="preserve">输出</w:t>
+              <w:t xml:space="preserve">场景</w:t>
+            </w:r>
+          </w:p>
+        </w:tc>
+        <w:tc>
+          <w:tcPr/>
+          <w:p>
+            <w:pPr>
+              <w:pStyle w:val="Compact"/>
+            </w:pPr>
+            <w:r>
+              <w:rPr>
+                <w:rFonts w:hint="eastAsia"/>
+              </w:rPr>
+              <w:t xml:space="preserve">并发/线程</w:t>
+            </w:r>
+          </w:p>
+        </w:tc>
+        <w:tc>
+          <w:tcPr/>
+          <w:p>
+            <w:pPr>
+              <w:pStyle w:val="Compact"/>
+            </w:pPr>
+            <w:r>
+              <w:t xml:space="preserve">Ramp-up</w:t>
+            </w:r>
+          </w:p>
+        </w:tc>
+        <w:tc>
+          <w:tcPr/>
+          <w:p>
+            <w:pPr>
+              <w:pStyle w:val="Compact"/>
+            </w:pPr>
+            <w:r>
+              <w:rPr>
+                <w:rFonts w:hint="eastAsia"/>
+              </w:rPr>
+              <w:t xml:space="preserve">持续时间</w:t>
+            </w:r>
+          </w:p>
+        </w:tc>
+        <w:tc>
+          <w:tcPr/>
+          <w:p>
+            <w:pPr>
+              <w:pStyle w:val="Compact"/>
+            </w:pPr>
+            <w:r>
+              <w:rPr>
+                <w:rFonts w:hint="eastAsia"/>
+              </w:rPr>
+              <w:t xml:space="preserve">通过准则</w:t>
             </w:r>
           </w:p>
         </w:tc>
@@ -1156,52 +1285,87 @@
               <w:rPr>
                 <w:rFonts w:hint="eastAsia"/>
               </w:rPr>
-              <w:t xml:space="preserve">计划与用例准备</w:t>
-            </w:r>
-          </w:p>
-        </w:tc>
-        <w:tc>
-          <w:tcPr/>
-          <w:p>
-            <w:pPr>
-              <w:pStyle w:val="Compact"/>
-            </w:pPr>
-            <w:r>
-              <w:t xml:space="preserve">2026-05-23</w:t>
-            </w:r>
-          </w:p>
-        </w:tc>
-        <w:tc>
-          <w:tcPr/>
-          <w:p>
-            <w:pPr>
-              <w:pStyle w:val="Compact"/>
-            </w:pPr>
-            <w:r>
-              <w:rPr>
-                <w:rFonts w:hint="eastAsia"/>
-              </w:rPr>
-              <w:t xml:space="preserve">确认</w:t>
-            </w:r>
-            <w:r>
-              <w:t xml:space="preserve"> SRS </w:t>
-            </w:r>
-            <w:r>
-              <w:rPr>
-                <w:rFonts w:hint="eastAsia"/>
-              </w:rPr>
-              <w:t xml:space="preserve">基线、整理测试策略、形成核心用例</w:t>
-            </w:r>
-          </w:p>
-        </w:tc>
-        <w:tc>
-          <w:tcPr/>
-          <w:p>
-            <w:pPr>
-              <w:pStyle w:val="Compact"/>
-            </w:pPr>
-            <w:r>
-              <w:t xml:space="preserve">TP V1.0、TCS V1.0</w:t>
+              <w:t xml:space="preserve">核心问答接口</w:t>
+            </w:r>
+          </w:p>
+        </w:tc>
+        <w:tc>
+          <w:tcPr/>
+          <w:p>
+            <w:pPr>
+              <w:pStyle w:val="Compact"/>
+            </w:pPr>
+            <w:r>
+              <w:t xml:space="preserve">500</w:t>
+            </w:r>
+          </w:p>
+        </w:tc>
+        <w:tc>
+          <w:tcPr/>
+          <w:p>
+            <w:pPr>
+              <w:pStyle w:val="Compact"/>
+            </w:pPr>
+            <w:r>
+              <w:t xml:space="preserve">60 </w:t>
+            </w:r>
+            <w:r>
+              <w:rPr>
+                <w:rFonts w:hint="eastAsia"/>
+              </w:rPr>
+              <w:t xml:space="preserve">秒</w:t>
+            </w:r>
+          </w:p>
+        </w:tc>
+        <w:tc>
+          <w:tcPr/>
+          <w:p>
+            <w:pPr>
+              <w:pStyle w:val="Compact"/>
+            </w:pPr>
+            <w:r>
+              <w:t xml:space="preserve">300 </w:t>
+            </w:r>
+            <w:r>
+              <w:rPr>
+                <w:rFonts w:hint="eastAsia"/>
+              </w:rPr>
+              <w:t xml:space="preserve">秒</w:t>
+            </w:r>
+          </w:p>
+        </w:tc>
+        <w:tc>
+          <w:tcPr/>
+          <w:p>
+            <w:pPr>
+              <w:pStyle w:val="Compact"/>
+            </w:pPr>
+            <w:r>
+              <w:rPr>
+                <w:rFonts w:hint="eastAsia"/>
+              </w:rPr>
+              <w:t xml:space="preserve">平均响应</w:t>
+            </w:r>
+            <w:r>
+              <w:t xml:space="preserve"> &lt;= 3 </w:t>
+            </w:r>
+            <w:r>
+              <w:rPr>
+                <w:rFonts w:hint="eastAsia"/>
+              </w:rPr>
+              <w:t xml:space="preserve">秒，P95</w:t>
+            </w:r>
+            <w:r>
+              <w:t xml:space="preserve"> &lt;= 5 </w:t>
+            </w:r>
+            <w:r>
+              <w:rPr>
+                <w:rFonts w:hint="eastAsia"/>
+              </w:rPr>
+              <w:t xml:space="preserve">秒，错误率</w:t>
+            </w:r>
+            <w:r>
+              <w:t xml:space="preserve"> &lt;= 1%</w:t>
             </w:r>
           </w:p>
         </w:tc>
@@ -1217,52 +1381,72 @@
               <w:rPr>
                 <w:rFonts w:hint="eastAsia"/>
               </w:rPr>
-              <w:t xml:space="preserve">原型初测</w:t>
-            </w:r>
-          </w:p>
-        </w:tc>
-        <w:tc>
-          <w:tcPr/>
-          <w:p>
-            <w:pPr>
-              <w:pStyle w:val="Compact"/>
-            </w:pPr>
-            <w:r>
-              <w:t xml:space="preserve">2026-05-24</w:t>
-            </w:r>
-          </w:p>
-        </w:tc>
-        <w:tc>
-          <w:tcPr/>
-          <w:p>
-            <w:pPr>
-              <w:pStyle w:val="Compact"/>
-            </w:pPr>
-            <w:r>
-              <w:rPr>
-                <w:rFonts w:hint="eastAsia"/>
-              </w:rPr>
-              <w:t xml:space="preserve">执行后端</w:t>
-            </w:r>
-            <w:r>
-              <w:t xml:space="preserve"> </w:t>
-            </w:r>
-            <w:r>
-              <w:rPr>
-                <w:rFonts w:hint="eastAsia"/>
-              </w:rPr>
-              <w:t xml:space="preserve">API、NLU、前端构建和端到端冒烟</w:t>
-            </w:r>
-          </w:p>
-        </w:tc>
-        <w:tc>
-          <w:tcPr/>
-          <w:p>
-            <w:pPr>
-              <w:pStyle w:val="Compact"/>
-            </w:pPr>
-            <w:r>
-              <w:t xml:space="preserve">TR V1.0</w:t>
+              <w:t xml:space="preserve">登录认证接口</w:t>
+            </w:r>
+          </w:p>
+        </w:tc>
+        <w:tc>
+          <w:tcPr/>
+          <w:p>
+            <w:pPr>
+              <w:pStyle w:val="Compact"/>
+            </w:pPr>
+            <w:r>
+              <w:t xml:space="preserve">200</w:t>
+            </w:r>
+          </w:p>
+        </w:tc>
+        <w:tc>
+          <w:tcPr/>
+          <w:p>
+            <w:pPr>
+              <w:pStyle w:val="Compact"/>
+            </w:pPr>
+            <w:r>
+              <w:t xml:space="preserve">60 </w:t>
+            </w:r>
+            <w:r>
+              <w:rPr>
+                <w:rFonts w:hint="eastAsia"/>
+              </w:rPr>
+              <w:t xml:space="preserve">秒</w:t>
+            </w:r>
+          </w:p>
+        </w:tc>
+        <w:tc>
+          <w:tcPr/>
+          <w:p>
+            <w:pPr>
+              <w:pStyle w:val="Compact"/>
+            </w:pPr>
+            <w:r>
+              <w:t xml:space="preserve">300 </w:t>
+            </w:r>
+            <w:r>
+              <w:rPr>
+                <w:rFonts w:hint="eastAsia"/>
+              </w:rPr>
+              <w:t xml:space="preserve">秒</w:t>
+            </w:r>
+          </w:p>
+        </w:tc>
+        <w:tc>
+          <w:tcPr/>
+          <w:p>
+            <w:pPr>
+              <w:pStyle w:val="Compact"/>
+            </w:pPr>
+            <w:r>
+              <w:t xml:space="preserve">P95 &lt;= 2 </w:t>
+            </w:r>
+            <w:r>
+              <w:rPr>
+                <w:rFonts w:hint="eastAsia"/>
+              </w:rPr>
+              <w:t xml:space="preserve">秒，错误率</w:t>
+            </w:r>
+            <w:r>
+              <w:t xml:space="preserve"> &lt;= 1%</w:t>
             </w:r>
           </w:p>
         </w:tc>
@@ -1278,61 +1462,69 @@
               <w:rPr>
                 <w:rFonts w:hint="eastAsia"/>
               </w:rPr>
-              <w:t xml:space="preserve">缺陷修复验证</w:t>
-            </w:r>
-          </w:p>
-        </w:tc>
-        <w:tc>
-          <w:tcPr/>
-          <w:p>
-            <w:pPr>
-              <w:pStyle w:val="Compact"/>
-            </w:pPr>
-            <w:r>
-              <w:t xml:space="preserve">2026-05-25 </w:t>
-            </w:r>
-            <w:r>
-              <w:rPr>
-                <w:rFonts w:hint="eastAsia"/>
-              </w:rPr>
-              <w:t xml:space="preserve">至</w:t>
-            </w:r>
-            <w:r>
-              <w:t xml:space="preserve"> 2026-05-30</w:t>
-            </w:r>
-          </w:p>
-        </w:tc>
-        <w:tc>
-          <w:tcPr/>
-          <w:p>
-            <w:pPr>
-              <w:pStyle w:val="Compact"/>
-            </w:pPr>
-            <w:r>
-              <w:rPr>
-                <w:rFonts w:hint="eastAsia"/>
-              </w:rPr>
-              <w:t xml:space="preserve">复测初测缺陷，吸收</w:t>
-            </w:r>
-            <w:r>
-              <w:t xml:space="preserve"> CCB </w:t>
-            </w:r>
-            <w:r>
-              <w:rPr>
-                <w:rFonts w:hint="eastAsia"/>
-              </w:rPr>
-              <w:t xml:space="preserve">对测试配置的要求</w:t>
-            </w:r>
-          </w:p>
-        </w:tc>
-        <w:tc>
-          <w:tcPr/>
-          <w:p>
-            <w:pPr>
-              <w:pStyle w:val="Compact"/>
-            </w:pPr>
-            <w:r>
-              <w:t xml:space="preserve">TR V1.1</w:t>
+              <w:t xml:space="preserve">知识库检索</w:t>
+            </w:r>
+          </w:p>
+        </w:tc>
+        <w:tc>
+          <w:tcPr/>
+          <w:p>
+            <w:pPr>
+              <w:pStyle w:val="Compact"/>
+            </w:pPr>
+            <w:r>
+              <w:t xml:space="preserve">300</w:t>
+            </w:r>
+          </w:p>
+        </w:tc>
+        <w:tc>
+          <w:tcPr/>
+          <w:p>
+            <w:pPr>
+              <w:pStyle w:val="Compact"/>
+            </w:pPr>
+            <w:r>
+              <w:t xml:space="preserve">60 </w:t>
+            </w:r>
+            <w:r>
+              <w:rPr>
+                <w:rFonts w:hint="eastAsia"/>
+              </w:rPr>
+              <w:t xml:space="preserve">秒</w:t>
+            </w:r>
+          </w:p>
+        </w:tc>
+        <w:tc>
+          <w:tcPr/>
+          <w:p>
+            <w:pPr>
+              <w:pStyle w:val="Compact"/>
+            </w:pPr>
+            <w:r>
+              <w:t xml:space="preserve">300 </w:t>
+            </w:r>
+            <w:r>
+              <w:rPr>
+                <w:rFonts w:hint="eastAsia"/>
+              </w:rPr>
+              <w:t xml:space="preserve">秒</w:t>
+            </w:r>
+          </w:p>
+        </w:tc>
+        <w:tc>
+          <w:tcPr/>
+          <w:p>
+            <w:pPr>
+              <w:pStyle w:val="Compact"/>
+            </w:pPr>
+            <w:r>
+              <w:t xml:space="preserve">P95 &lt;= 5 </w:t>
+            </w:r>
+            <w:r>
+              <w:rPr>
+                <w:rFonts w:hint="eastAsia"/>
+              </w:rPr>
+              <w:t xml:space="preserve">秒，查询结果正确</w:t>
             </w:r>
           </w:p>
         </w:tc>
@@ -1348,59 +1540,76 @@
               <w:rPr>
                 <w:rFonts w:hint="eastAsia"/>
               </w:rPr>
-              <w:t xml:space="preserve">系统回归与结项</w:t>
-            </w:r>
-          </w:p>
-        </w:tc>
-        <w:tc>
-          <w:tcPr/>
-          <w:p>
-            <w:pPr>
-              <w:pStyle w:val="Compact"/>
-            </w:pPr>
-            <w:r>
-              <w:t xml:space="preserve">2026-06-01 </w:t>
-            </w:r>
-            <w:r>
-              <w:rPr>
-                <w:rFonts w:hint="eastAsia"/>
-              </w:rPr>
-              <w:t xml:space="preserve">至</w:t>
-            </w:r>
-            <w:r>
-              <w:t xml:space="preserve"> 2026-06-05</w:t>
-            </w:r>
-          </w:p>
-        </w:tc>
-        <w:tc>
-          <w:tcPr/>
-          <w:p>
-            <w:pPr>
-              <w:pStyle w:val="Compact"/>
-            </w:pPr>
-            <w:r>
-              <w:rPr>
-                <w:rFonts w:hint="eastAsia"/>
-              </w:rPr>
-              <w:t xml:space="preserve">补充覆盖矩阵、非功能验证和结项结论</w:t>
-            </w:r>
-          </w:p>
-        </w:tc>
-        <w:tc>
-          <w:tcPr/>
-          <w:p>
-            <w:pPr>
-              <w:pStyle w:val="Compact"/>
-            </w:pPr>
-            <w:r>
-              <w:t xml:space="preserve">TP/TCS/TR V1.3</w:t>
+              <w:t xml:space="preserve">管理后台列表</w:t>
+            </w:r>
+          </w:p>
+        </w:tc>
+        <w:tc>
+          <w:tcPr/>
+          <w:p>
+            <w:pPr>
+              <w:pStyle w:val="Compact"/>
+            </w:pPr>
+            <w:r>
+              <w:t xml:space="preserve">100</w:t>
+            </w:r>
+          </w:p>
+        </w:tc>
+        <w:tc>
+          <w:tcPr/>
+          <w:p>
+            <w:pPr>
+              <w:pStyle w:val="Compact"/>
+            </w:pPr>
+            <w:r>
+              <w:t xml:space="preserve">30 </w:t>
+            </w:r>
+            <w:r>
+              <w:rPr>
+                <w:rFonts w:hint="eastAsia"/>
+              </w:rPr>
+              <w:t xml:space="preserve">秒</w:t>
+            </w:r>
+          </w:p>
+        </w:tc>
+        <w:tc>
+          <w:tcPr/>
+          <w:p>
+            <w:pPr>
+              <w:pStyle w:val="Compact"/>
+            </w:pPr>
+            <w:r>
+              <w:t xml:space="preserve">180 </w:t>
+            </w:r>
+            <w:r>
+              <w:rPr>
+                <w:rFonts w:hint="eastAsia"/>
+              </w:rPr>
+              <w:t xml:space="preserve">秒</w:t>
+            </w:r>
+          </w:p>
+        </w:tc>
+        <w:tc>
+          <w:tcPr/>
+          <w:p>
+            <w:pPr>
+              <w:pStyle w:val="Compact"/>
+            </w:pPr>
+            <w:r>
+              <w:rPr>
+                <w:rFonts w:hint="eastAsia"/>
+              </w:rPr>
+              <w:t xml:space="preserve">分页响应稳定，无</w:t>
+            </w:r>
+            <w:r>
+              <w:t xml:space="preserve"> 5xx</w:t>
             </w:r>
           </w:p>
         </w:tc>
       </w:tr>
     </w:tbl>
     <w:bookmarkEnd w:id="13"/>
-    <w:bookmarkStart w:id="14" w:name="人员与职责"/>
+    <w:bookmarkStart w:id="14" w:name="缺陷管理规则"/>
     <w:p>
       <w:pPr>
         <w:pStyle w:val="Heading2"/>
@@ -1409,232 +1618,7 @@
         <w:rPr>
           <w:rFonts w:hint="eastAsia"/>
         </w:rPr>
-        <w:t xml:space="preserve">人员与职责</w:t>
-      </w:r>
-    </w:p>
-    <w:tbl>
-      <w:tblPr>
-        <w:tblStyle w:val="Table"/>
-        <w:tblW w:type="auto" w:w="0"/>
-        <w:tblLook w:firstRow="1" w:lastRow="0" w:firstColumn="0" w:lastColumn="0" w:noHBand="0" w:noVBand="0" w:val="0020"/>
-      </w:tblPr>
-      <w:tblGrid>
-        <w:gridCol w:w="3960"/>
-        <w:gridCol w:w="3960"/>
-      </w:tblGrid>
-      <w:tr>
-        <w:trPr>
-          <w:tblHeader w:val="on"/>
-        </w:trPr>
-        <w:tc>
-          <w:tcPr/>
-          <w:p>
-            <w:pPr>
-              <w:pStyle w:val="Compact"/>
-            </w:pPr>
-            <w:r>
-              <w:rPr>
-                <w:rFonts w:hint="eastAsia"/>
-              </w:rPr>
-              <w:t xml:space="preserve">角色</w:t>
-            </w:r>
-          </w:p>
-        </w:tc>
-        <w:tc>
-          <w:tcPr/>
-          <w:p>
-            <w:pPr>
-              <w:pStyle w:val="Compact"/>
-            </w:pPr>
-            <w:r>
-              <w:rPr>
-                <w:rFonts w:hint="eastAsia"/>
-              </w:rPr>
-              <w:t xml:space="preserve">职责</w:t>
-            </w:r>
-          </w:p>
-        </w:tc>
-      </w:tr>
-      <w:tr>
-        <w:tc>
-          <w:tcPr/>
-          <w:p>
-            <w:pPr>
-              <w:pStyle w:val="Compact"/>
-            </w:pPr>
-            <w:r>
-              <w:rPr>
-                <w:rFonts w:hint="eastAsia"/>
-              </w:rPr>
-              <w:t xml:space="preserve">测试负责人</w:t>
-            </w:r>
-          </w:p>
-        </w:tc>
-        <w:tc>
-          <w:tcPr/>
-          <w:p>
-            <w:pPr>
-              <w:pStyle w:val="Compact"/>
-            </w:pPr>
-            <w:r>
-              <w:rPr>
-                <w:rFonts w:hint="eastAsia"/>
-              </w:rPr>
-              <w:t xml:space="preserve">维护计划、组织评审、发布测试报告</w:t>
-            </w:r>
-          </w:p>
-        </w:tc>
-      </w:tr>
-      <w:tr>
-        <w:tc>
-          <w:tcPr/>
-          <w:p>
-            <w:pPr>
-              <w:pStyle w:val="Compact"/>
-            </w:pPr>
-            <w:r>
-              <w:rPr>
-                <w:rFonts w:hint="eastAsia"/>
-              </w:rPr>
-              <w:t xml:space="preserve">测试工程师</w:t>
-            </w:r>
-          </w:p>
-        </w:tc>
-        <w:tc>
-          <w:tcPr/>
-          <w:p>
-            <w:pPr>
-              <w:pStyle w:val="Compact"/>
-            </w:pPr>
-            <w:r>
-              <w:rPr>
-                <w:rFonts w:hint="eastAsia"/>
-              </w:rPr>
-              <w:t xml:space="preserve">设计和执行测试用例、记录缺陷、维护追溯矩阵</w:t>
-            </w:r>
-          </w:p>
-        </w:tc>
-      </w:tr>
-      <w:tr>
-        <w:tc>
-          <w:tcPr/>
-          <w:p>
-            <w:pPr>
-              <w:pStyle w:val="Compact"/>
-            </w:pPr>
-            <w:r>
-              <w:rPr>
-                <w:rFonts w:hint="eastAsia"/>
-              </w:rPr>
-              <w:t xml:space="preserve">开发负责人</w:t>
-            </w:r>
-          </w:p>
-        </w:tc>
-        <w:tc>
-          <w:tcPr/>
-          <w:p>
-            <w:pPr>
-              <w:pStyle w:val="Compact"/>
-            </w:pPr>
-            <w:r>
-              <w:rPr>
-                <w:rFonts w:hint="eastAsia"/>
-              </w:rPr>
-              <w:t xml:space="preserve">保障测试环境、修复缺陷、提供构建说明</w:t>
-            </w:r>
-          </w:p>
-        </w:tc>
-      </w:tr>
-      <w:tr>
-        <w:tc>
-          <w:tcPr/>
-          <w:p>
-            <w:pPr>
-              <w:pStyle w:val="Compact"/>
-            </w:pPr>
-            <w:r>
-              <w:rPr>
-                <w:rFonts w:hint="eastAsia"/>
-              </w:rPr>
-              <w:t xml:space="preserve">需求分析负责人</w:t>
-            </w:r>
-          </w:p>
-        </w:tc>
-        <w:tc>
-          <w:tcPr/>
-          <w:p>
-            <w:pPr>
-              <w:pStyle w:val="Compact"/>
-            </w:pPr>
-            <w:r>
-              <w:rPr>
-                <w:rFonts w:hint="eastAsia"/>
-              </w:rPr>
-              <w:t xml:space="preserve">解释</w:t>
-            </w:r>
-            <w:r>
-              <w:t xml:space="preserve"> SRS </w:t>
-            </w:r>
-            <w:r>
-              <w:rPr>
-                <w:rFonts w:hint="eastAsia"/>
-              </w:rPr>
-              <w:t xml:space="preserve">口径、确认需求变更影响</w:t>
-            </w:r>
-          </w:p>
-        </w:tc>
-      </w:tr>
-      <w:tr>
-        <w:tc>
-          <w:tcPr/>
-          <w:p>
-            <w:pPr>
-              <w:pStyle w:val="Compact"/>
-            </w:pPr>
-            <w:r>
-              <w:rPr>
-                <w:rFonts w:hint="eastAsia"/>
-              </w:rPr>
-              <w:t xml:space="preserve">用户代表</w:t>
-            </w:r>
-          </w:p>
-        </w:tc>
-        <w:tc>
-          <w:tcPr/>
-          <w:p>
-            <w:pPr>
-              <w:pStyle w:val="Compact"/>
-            </w:pPr>
-            <w:r>
-              <w:rPr>
-                <w:rFonts w:hint="eastAsia"/>
-              </w:rPr>
-              <w:t xml:space="preserve">参与</w:t>
-            </w:r>
-            <w:r>
-              <w:t xml:space="preserve"> UAT </w:t>
-            </w:r>
-            <w:r>
-              <w:rPr>
-                <w:rFonts w:hint="eastAsia"/>
-              </w:rPr>
-              <w:t xml:space="preserve">场景确认和可用性反馈</w:t>
-            </w:r>
-          </w:p>
-        </w:tc>
-      </w:tr>
-    </w:tbl>
-    <w:bookmarkEnd w:id="14"/>
-    <w:bookmarkStart w:id="15" w:name="测试数据与环境"/>
-    <w:p>
-      <w:pPr>
-        <w:pStyle w:val="Heading2"/>
-      </w:pPr>
-      <w:r>
-        <w:rPr>
-          <w:rFonts w:hint="eastAsia"/>
-        </w:rPr>
-        <w:t xml:space="preserve">测试数据与环境</w:t>
+        <w:t xml:space="preserve">缺陷管理规则</w:t>
       </w:r>
     </w:p>
     <w:p>
@@ -1649,61 +1633,7 @@
         <w:rPr>
           <w:rFonts w:hint="eastAsia"/>
         </w:rPr>
-        <w:t xml:space="preserve">测试环境采用</w:t>
-      </w:r>
-      <w:r>
-        <w:t xml:space="preserve"> Windows 11 </w:t>
-      </w:r>
-      <w:r>
-        <w:rPr>
-          <w:rFonts w:hint="eastAsia"/>
-        </w:rPr>
-        <w:t xml:space="preserve">本地原型环境、FastAPI</w:t>
-      </w:r>
-      <w:r>
-        <w:t xml:space="preserve"> </w:t>
-      </w:r>
-      <w:r>
-        <w:rPr>
-          <w:rFonts w:hint="eastAsia"/>
-        </w:rPr>
-        <w:t xml:space="preserve">后端、Vue</w:t>
-      </w:r>
-      <w:r>
-        <w:t xml:space="preserve"> </w:t>
-      </w:r>
-      <w:r>
-        <w:rPr>
-          <w:rFonts w:hint="eastAsia"/>
-        </w:rPr>
-        <w:t xml:space="preserve">用户端、React</w:t>
-      </w:r>
-      <w:r>
-        <w:t xml:space="preserve"> </w:t>
-      </w:r>
-      <w:r>
-        <w:rPr>
-          <w:rFonts w:hint="eastAsia"/>
-        </w:rPr>
-        <w:t xml:space="preserve">管理端、SQLite</w:t>
-      </w:r>
-      <w:r>
-        <w:t xml:space="preserve"> </w:t>
-      </w:r>
-      <w:r>
-        <w:rPr>
-          <w:rFonts w:hint="eastAsia"/>
-        </w:rPr>
-        <w:t xml:space="preserve">测试库和</w:t>
-      </w:r>
-      <w:r>
-        <w:t xml:space="preserve"> Mock </w:t>
-      </w:r>
-      <w:r>
-        <w:rPr>
-          <w:rFonts w:hint="eastAsia"/>
-        </w:rPr>
-        <w:t xml:space="preserve">外部接口。</w:t>
+        <w:t xml:space="preserve">P0：系统崩溃、数据丢失、认证绕过，需立即阻断发布并优先修复。</w:t>
       </w:r>
     </w:p>
     <w:p>
@@ -1718,43 +1648,7 @@
         <w:rPr>
           <w:rFonts w:hint="eastAsia"/>
         </w:rPr>
-        <w:t xml:space="preserve">测试数据包含</w:t>
-      </w:r>
-      <w:r>
-        <w:t xml:space="preserve"> 5 </w:t>
-      </w:r>
-      <w:r>
-        <w:rPr>
-          <w:rFonts w:hint="eastAsia"/>
-        </w:rPr>
-        <w:t xml:space="preserve">类演示账号、知识库样例、课程/考试/成绩</w:t>
-      </w:r>
-      <w:r>
-        <w:t xml:space="preserve"> Mock </w:t>
-      </w:r>
-      <w:r>
-        <w:rPr>
-          <w:rFonts w:hint="eastAsia"/>
-        </w:rPr>
-        <w:t xml:space="preserve">数据、17</w:t>
-      </w:r>
-      <w:r>
-        <w:t xml:space="preserve"> </w:t>
-      </w:r>
-      <w:r>
-        <w:rPr>
-          <w:rFonts w:hint="eastAsia"/>
-        </w:rPr>
-        <w:t xml:space="preserve">条核心</w:t>
-      </w:r>
-      <w:r>
-        <w:t xml:space="preserve"> NLU </w:t>
-      </w:r>
-      <w:r>
-        <w:rPr>
-          <w:rFonts w:hint="eastAsia"/>
-        </w:rPr>
-        <w:t xml:space="preserve">意图样本和端到端流程数据。</w:t>
+        <w:t xml:space="preserve">P1：核心功能不可用或无可接受替代路径，必须在结项前关闭。</w:t>
       </w:r>
     </w:p>
     <w:p>
@@ -1769,16 +1663,95 @@
         <w:rPr>
           <w:rFonts w:hint="eastAsia"/>
         </w:rPr>
-        <w:t xml:space="preserve">生产目标技术栈</w:t>
-      </w:r>
-      <w:r>
-        <w:t xml:space="preserve"> MySQL/Redis/Elasticsearch/K8s </w:t>
-      </w:r>
-      <w:r>
-        <w:rPr>
-          <w:rFonts w:hint="eastAsia"/>
-        </w:rPr>
-        <w:t xml:space="preserve">仅作为后续部署验证依据，不在本地原型测试中宣称达标。</w:t>
+        <w:t xml:space="preserve">P2/P3：不影响结项的缺陷须记录处理意见、责任人和计划版本。</w:t>
+      </w:r>
+    </w:p>
+    <w:bookmarkEnd w:id="14"/>
+    <w:bookmarkStart w:id="15" w:name="回归策略"/>
+    <w:p>
+      <w:pPr>
+        <w:pStyle w:val="Heading2"/>
+      </w:pPr>
+      <w:r>
+        <w:rPr>
+          <w:rFonts w:hint="eastAsia"/>
+        </w:rPr>
+        <w:t xml:space="preserve">回归策略</w:t>
+      </w:r>
+    </w:p>
+    <w:p>
+      <w:pPr>
+        <w:pStyle w:val="Compact"/>
+        <w:numPr>
+          <w:ilvl w:val="0"/>
+          <w:numId w:val="1004"/>
+        </w:numPr>
+      </w:pPr>
+      <w:r>
+        <w:rPr>
+          <w:rFonts w:hint="eastAsia"/>
+        </w:rPr>
+        <w:t xml:space="preserve">所有</w:t>
+      </w:r>
+      <w:r>
+        <w:t xml:space="preserve"> P0/P1 </w:t>
+      </w:r>
+      <w:r>
+        <w:rPr>
+          <w:rFonts w:hint="eastAsia"/>
+        </w:rPr>
+        <w:t xml:space="preserve">缺陷修复后执行关联用例回归。</w:t>
+      </w:r>
+    </w:p>
+    <w:p>
+      <w:pPr>
+        <w:pStyle w:val="Compact"/>
+        <w:numPr>
+          <w:ilvl w:val="0"/>
+          <w:numId w:val="1004"/>
+        </w:numPr>
+      </w:pPr>
+      <w:r>
+        <w:rPr>
+          <w:rFonts w:hint="eastAsia"/>
+        </w:rPr>
+        <w:t xml:space="preserve">需求或配置变更触发</w:t>
+      </w:r>
+      <w:r>
+        <w:t xml:space="preserve"> RTM </w:t>
+      </w:r>
+      <w:r>
+        <w:rPr>
+          <w:rFonts w:hint="eastAsia"/>
+        </w:rPr>
+        <w:t xml:space="preserve">中受影响用例回归。</w:t>
+      </w:r>
+    </w:p>
+    <w:p>
+      <w:pPr>
+        <w:pStyle w:val="Compact"/>
+        <w:numPr>
+          <w:ilvl w:val="0"/>
+          <w:numId w:val="1004"/>
+        </w:numPr>
+      </w:pPr>
+      <w:r>
+        <w:rPr>
+          <w:rFonts w:hint="eastAsia"/>
+        </w:rPr>
+        <w:t xml:space="preserve">结项前执行</w:t>
+      </w:r>
+      <w:r>
+        <w:t xml:space="preserve"> 78 </w:t>
+      </w:r>
+      <w:r>
+        <w:rPr>
+          <w:rFonts w:hint="eastAsia"/>
+        </w:rPr>
+        <w:t xml:space="preserve">条用例汇总回归，结论记录于</w:t>
+      </w:r>
+      <w:r>
+        <w:t xml:space="preserve"> TR V1.3。</w:t>
       </w:r>
     </w:p>
     <w:bookmarkEnd w:id="15"/>
@@ -2005,6 +1978,9 @@
     <w:abstractNumId w:val="991"/>
   </w:num>
   <w:num w:numId="1003">
+    <w:abstractNumId w:val="991"/>
+  </w:num>
+  <w:num w:numId="1004">
     <w:abstractNumId w:val="991"/>
   </w:num>
 </w:numbering>

--- a/11-测试文档/测试计划(TP).docx
+++ b/11-测试文档/测试计划(TP).docx
@@ -64,7 +64,7 @@
         <w:rPr>
           <w:rStyle w:val="VerbatimChar"/>
         </w:rPr>
-        <w:t xml:space="preserve">date: "2026-05-30"</w:t>
+        <w:t xml:space="preserve">date: "2026-06-05"</w:t>
       </w:r>
       <w:r>
         <w:br/>
@@ -172,7 +172,7 @@
         <w:t xml:space="preserve">文档编号</w:t>
       </w:r>
       <w:r>
-        <w:t xml:space="preserve"> | SRA2026-TP-V12 |</w:t>
+        <w:t xml:space="preserve"> | SRA2026-TP-V13 |</w:t>
       </w:r>
       <w:r>
         <w:br/>
@@ -184,7 +184,7 @@
         <w:t xml:space="preserve">文档版本</w:t>
       </w:r>
       <w:r>
-        <w:t xml:space="preserve"> | V1.2 |</w:t>
+        <w:t xml:space="preserve"> | V1.3 |</w:t>
       </w:r>
       <w:r>
         <w:br/>
@@ -196,13 +196,13 @@
         <w:t xml:space="preserve">文档状态</w:t>
       </w:r>
       <w:r>
-        <w:t xml:space="preserve"> | CCB </w:t>
-      </w:r>
-      <w:r>
-        <w:rPr>
-          <w:rFonts w:hint="eastAsia"/>
-        </w:rPr>
-        <w:t xml:space="preserve">后修订版</w:t>
+        <w:t xml:space="preserve"> | </w:t>
+      </w:r>
+      <w:r>
+        <w:rPr>
+          <w:rFonts w:hint="eastAsia"/>
+        </w:rPr>
+        <w:t xml:space="preserve">测试基线版</w:t>
       </w:r>
       <w:r>
         <w:t xml:space="preserve"> |</w:t>
@@ -229,7 +229,7 @@
         <w:t xml:space="preserve">本版发布日期</w:t>
       </w:r>
       <w:r>
-        <w:t xml:space="preserve"> | 2026-05-30 |</w:t>
+        <w:t xml:space="preserve"> | 2026-06-05 |</w:t>
       </w:r>
       <w:r>
         <w:br/>
@@ -651,6 +651,72 @@
           </w:p>
         </w:tc>
       </w:tr>
+      <w:tr>
+        <w:tc>
+          <w:tcPr/>
+          <w:p>
+            <w:pPr>
+              <w:pStyle w:val="Compact"/>
+            </w:pPr>
+            <w:r>
+              <w:t xml:space="preserve">V1.3</w:t>
+            </w:r>
+          </w:p>
+        </w:tc>
+        <w:tc>
+          <w:tcPr/>
+          <w:p>
+            <w:pPr>
+              <w:pStyle w:val="Compact"/>
+            </w:pPr>
+            <w:r>
+              <w:t xml:space="preserve">2026-06-05</w:t>
+            </w:r>
+          </w:p>
+        </w:tc>
+        <w:tc>
+          <w:tcPr/>
+          <w:p>
+            <w:pPr>
+              <w:pStyle w:val="Compact"/>
+            </w:pPr>
+            <w:r>
+              <w:rPr>
+                <w:rFonts w:hint="eastAsia"/>
+              </w:rPr>
+              <w:t xml:space="preserve">发布测试计划基线，作为最终交付副本</w:t>
+            </w:r>
+          </w:p>
+        </w:tc>
+        <w:tc>
+          <w:tcPr/>
+          <w:p>
+            <w:pPr>
+              <w:pStyle w:val="Compact"/>
+            </w:pPr>
+            <w:r>
+              <w:rPr>
+                <w:rFonts w:hint="eastAsia"/>
+              </w:rPr>
+              <w:t xml:space="preserve">测试负责人</w:t>
+            </w:r>
+          </w:p>
+        </w:tc>
+        <w:tc>
+          <w:tcPr/>
+          <w:p>
+            <w:pPr>
+              <w:pStyle w:val="Compact"/>
+            </w:pPr>
+            <w:r>
+              <w:rPr>
+                <w:rFonts w:hint="eastAsia"/>
+              </w:rPr>
+              <w:t xml:space="preserve">已发布</w:t>
+            </w:r>
+          </w:p>
+        </w:tc>
+      </w:tr>
     </w:tbl>
     <w:bookmarkStart w:id="9" w:name="本版摘要"/>
     <w:p>
@@ -672,16 +738,7 @@
         <w:rPr>
           <w:rFonts w:hint="eastAsia"/>
         </w:rPr>
-        <w:t xml:space="preserve">吸收</w:t>
-      </w:r>
-      <w:r>
-        <w:t xml:space="preserve"> CR-R4-02 </w:t>
-      </w:r>
-      <w:r>
-        <w:rPr>
-          <w:rFonts w:hint="eastAsia"/>
-        </w:rPr>
-        <w:t xml:space="preserve">对性能测试配置的要求，修正需求数量、用例数量和测试范围口径。</w:t>
+        <w:t xml:space="preserve">形成测试计划基线，固化范围、数量、准则、进度和原文件映射关系。</w:t>
       </w:r>
     </w:p>
     <w:bookmarkEnd w:id="9"/>
@@ -940,7 +997,7 @@
       </w:tr>
     </w:tbl>
     <w:bookmarkEnd w:id="10"/>
-    <w:bookmarkStart w:id="11" w:name="修订依据"/>
+    <w:bookmarkStart w:id="11" w:name="基线说明"/>
     <w:p>
       <w:pPr>
         <w:pStyle w:val="Heading2"/>
@@ -949,7 +1006,7 @@
         <w:rPr>
           <w:rFonts w:hint="eastAsia"/>
         </w:rPr>
-        <w:t xml:space="preserve">修订依据</w:t>
+        <w:t xml:space="preserve">基线说明</w:t>
       </w:r>
     </w:p>
     <w:p>
@@ -964,16 +1021,14 @@
         <w:rPr>
           <w:rFonts w:hint="eastAsia"/>
         </w:rPr>
-        <w:t xml:space="preserve">依据</w:t>
-      </w:r>
-      <w:r>
-        <w:t xml:space="preserve"> CR-SCHOOL-QA-001 </w:t>
-      </w:r>
-      <w:r>
-        <w:rPr>
-          <w:rFonts w:hint="eastAsia"/>
-        </w:rPr>
-        <w:t xml:space="preserve">中</w:t>
+        <w:t xml:space="preserve">本文件为测试计划基线版。</w:t>
+      </w:r>
+      <w:r>
+        <w:rPr>
+          <w:rStyle w:val="VerbatimChar"/>
+          <w:rFonts w:hint="eastAsia"/>
+        </w:rPr>
+        <w:t xml:space="preserve">测试计划(TP).docx</w:t>
       </w:r>
       <w:r>
         <w:t xml:space="preserve"> </w:t>
@@ -982,7 +1037,35 @@
         <w:rPr>
           <w:rFonts w:hint="eastAsia"/>
         </w:rPr>
-        <w:t xml:space="preserve">CR-R4-02，补充性能测试详细配置：并发线程、ramp-up、持续时间和监控指标。</w:t>
+        <w:t xml:space="preserve">与</w:t>
+      </w:r>
+      <w:r>
+        <w:t xml:space="preserve"> </w:t>
+      </w:r>
+      <w:r>
+        <w:rPr>
+          <w:rStyle w:val="VerbatimChar"/>
+          <w:rFonts w:hint="eastAsia"/>
+        </w:rPr>
+        <w:t xml:space="preserve">测试计划(TP)_V1.3.docx</w:t>
+      </w:r>
+      <w:r>
+        <w:t xml:space="preserve"> </w:t>
+      </w:r>
+      <w:r>
+        <w:rPr>
+          <w:rFonts w:hint="eastAsia"/>
+        </w:rPr>
+        <w:t xml:space="preserve">内容一致，均作为</w:t>
+      </w:r>
+      <w:r>
+        <w:t xml:space="preserve"> V1.3 </w:t>
+      </w:r>
+      <w:r>
+        <w:rPr>
+          <w:rFonts w:hint="eastAsia"/>
+        </w:rPr>
+        <w:t xml:space="preserve">最终交付副本。</w:t>
       </w:r>
     </w:p>
     <w:p>
@@ -997,47 +1080,29 @@
         <w:rPr>
           <w:rFonts w:hint="eastAsia"/>
         </w:rPr>
-        <w:t xml:space="preserve">依据</w:t>
-      </w:r>
-      <w:r>
-        <w:t xml:space="preserve"> RB R3/R4 </w:t>
-      </w:r>
-      <w:r>
-        <w:rPr>
-          <w:rFonts w:hint="eastAsia"/>
-        </w:rPr>
-        <w:t xml:space="preserve">评审记录，统一表述为</w:t>
-      </w:r>
-      <w:r>
-        <w:t xml:space="preserve"> 40 </w:t>
-      </w:r>
-      <w:r>
-        <w:rPr>
-          <w:rFonts w:hint="eastAsia"/>
-        </w:rPr>
-        <w:t xml:space="preserve">条可追溯业务需求、47</w:t>
-      </w:r>
-      <w:r>
-        <w:t xml:space="preserve"> </w:t>
-      </w:r>
-      <w:r>
-        <w:rPr>
-          <w:rFonts w:hint="eastAsia"/>
-        </w:rPr>
-        <w:t xml:space="preserve">个业务用例、78</w:t>
-      </w:r>
-      <w:r>
-        <w:t xml:space="preserve"> </w:t>
-      </w:r>
-      <w:r>
-        <w:rPr>
-          <w:rFonts w:hint="eastAsia"/>
-        </w:rPr>
-        <w:t xml:space="preserve">条测试用例。</w:t>
+        <w:t xml:space="preserve">测试计划以</w:t>
+      </w:r>
+      <w:r>
+        <w:t xml:space="preserve"> SRS-BASELINE-V1.0 </w:t>
+      </w:r>
+      <w:r>
+        <w:rPr>
+          <w:rFonts w:hint="eastAsia"/>
+        </w:rPr>
+        <w:t xml:space="preserve">为依据，并吸收</w:t>
+      </w:r>
+      <w:r>
+        <w:t xml:space="preserve"> 2026-05-30 CCB </w:t>
+      </w:r>
+      <w:r>
+        <w:rPr>
+          <w:rFonts w:hint="eastAsia"/>
+        </w:rPr>
+        <w:t xml:space="preserve">已关闭的测试相关变更。</w:t>
       </w:r>
     </w:p>
     <w:bookmarkEnd w:id="11"/>
-    <w:bookmarkStart w:id="12" w:name="测试范围基线"/>
+    <w:bookmarkStart w:id="12" w:name="测试范围与统一口径"/>
     <w:p>
       <w:pPr>
         <w:pStyle w:val="Heading2"/>
@@ -1046,7 +1111,7 @@
         <w:rPr>
           <w:rFonts w:hint="eastAsia"/>
         </w:rPr>
-        <w:t xml:space="preserve">测试范围基线</w:t>
+        <w:t xml:space="preserve">测试范围与统一口径</w:t>
       </w:r>
     </w:p>
     <w:p>
@@ -1172,11 +1237,20 @@
         <w:rPr>
           <w:rFonts w:hint="eastAsia"/>
         </w:rPr>
-        <w:t xml:space="preserve">范围外事项：生产级容量承诺、真实外部系统全链路联调、正式等保测评、移动端真机全机型认证。</w:t>
+        <w:t xml:space="preserve">本轮测试结论只适用于</w:t>
+      </w:r>
+      <w:r>
+        <w:t xml:space="preserve"> </w:t>
+      </w:r>
+      <w:r>
+        <w:rPr>
+          <w:rFonts w:hint="eastAsia"/>
+        </w:rPr>
+        <w:t xml:space="preserve">MVP/原型和需求工程课程交付件，不替代生产上线前的全量联调、容量测试和安全测评。</w:t>
       </w:r>
     </w:p>
     <w:bookmarkEnd w:id="12"/>
-    <w:bookmarkStart w:id="13" w:name="性能测试配置"/>
+    <w:bookmarkStart w:id="13" w:name="基线测试计划"/>
     <w:p>
       <w:pPr>
         <w:pStyle w:val="Heading2"/>
@@ -1185,7 +1259,7 @@
         <w:rPr>
           <w:rFonts w:hint="eastAsia"/>
         </w:rPr>
-        <w:t xml:space="preserve">性能测试配置</w:t>
+        <w:t xml:space="preserve">基线测试计划</w:t>
       </w:r>
     </w:p>
     <w:tbl>
@@ -1196,11 +1270,10 @@
         <w:tblLook w:firstRow="1" w:lastRow="0" w:firstColumn="0" w:lastColumn="0" w:noHBand="0" w:noVBand="0" w:val="0020"/>
       </w:tblPr>
       <w:tblGrid>
-        <w:gridCol w:w="1584"/>
-        <w:gridCol w:w="1584"/>
-        <w:gridCol w:w="1584"/>
-        <w:gridCol w:w="1584"/>
-        <w:gridCol w:w="1584"/>
+        <w:gridCol w:w="1980"/>
+        <w:gridCol w:w="1980"/>
+        <w:gridCol w:w="1980"/>
+        <w:gridCol w:w="1980"/>
       </w:tblGrid>
       <w:tr>
         <w:trPr>
@@ -1216,60 +1289,49 @@
               <w:rPr>
                 <w:rFonts w:hint="eastAsia"/>
               </w:rPr>
-              <w:t xml:space="preserve">场景</w:t>
-            </w:r>
-          </w:p>
-        </w:tc>
-        <w:tc>
-          <w:tcPr/>
-          <w:p>
-            <w:pPr>
-              <w:pStyle w:val="Compact"/>
-            </w:pPr>
-            <w:r>
-              <w:rPr>
-                <w:rFonts w:hint="eastAsia"/>
-              </w:rPr>
-              <w:t xml:space="preserve">并发/线程</w:t>
-            </w:r>
-          </w:p>
-        </w:tc>
-        <w:tc>
-          <w:tcPr/>
-          <w:p>
-            <w:pPr>
-              <w:pStyle w:val="Compact"/>
-            </w:pPr>
-            <w:r>
-              <w:t xml:space="preserve">Ramp-up</w:t>
-            </w:r>
-          </w:p>
-        </w:tc>
-        <w:tc>
-          <w:tcPr/>
-          <w:p>
-            <w:pPr>
-              <w:pStyle w:val="Compact"/>
-            </w:pPr>
-            <w:r>
-              <w:rPr>
-                <w:rFonts w:hint="eastAsia"/>
-              </w:rPr>
-              <w:t xml:space="preserve">持续时间</w:t>
-            </w:r>
-          </w:p>
-        </w:tc>
-        <w:tc>
-          <w:tcPr/>
-          <w:p>
-            <w:pPr>
-              <w:pStyle w:val="Compact"/>
-            </w:pPr>
-            <w:r>
-              <w:rPr>
-                <w:rFonts w:hint="eastAsia"/>
-              </w:rPr>
-              <w:t xml:space="preserve">通过准则</w:t>
+              <w:t xml:space="preserve">阶段</w:t>
+            </w:r>
+          </w:p>
+        </w:tc>
+        <w:tc>
+          <w:tcPr/>
+          <w:p>
+            <w:pPr>
+              <w:pStyle w:val="Compact"/>
+            </w:pPr>
+            <w:r>
+              <w:rPr>
+                <w:rFonts w:hint="eastAsia"/>
+              </w:rPr>
+              <w:t xml:space="preserve">日期</w:t>
+            </w:r>
+          </w:p>
+        </w:tc>
+        <w:tc>
+          <w:tcPr/>
+          <w:p>
+            <w:pPr>
+              <w:pStyle w:val="Compact"/>
+            </w:pPr>
+            <w:r>
+              <w:rPr>
+                <w:rFonts w:hint="eastAsia"/>
+              </w:rPr>
+              <w:t xml:space="preserve">目标</w:t>
+            </w:r>
+          </w:p>
+        </w:tc>
+        <w:tc>
+          <w:tcPr/>
+          <w:p>
+            <w:pPr>
+              <w:pStyle w:val="Compact"/>
+            </w:pPr>
+            <w:r>
+              <w:rPr>
+                <w:rFonts w:hint="eastAsia"/>
+              </w:rPr>
+              <w:t xml:space="preserve">基线输出</w:t>
             </w:r>
           </w:p>
         </w:tc>
@@ -1285,87 +1347,43 @@
               <w:rPr>
                 <w:rFonts w:hint="eastAsia"/>
               </w:rPr>
-              <w:t xml:space="preserve">核心问答接口</w:t>
-            </w:r>
-          </w:p>
-        </w:tc>
-        <w:tc>
-          <w:tcPr/>
-          <w:p>
-            <w:pPr>
-              <w:pStyle w:val="Compact"/>
-            </w:pPr>
-            <w:r>
-              <w:t xml:space="preserve">500</w:t>
-            </w:r>
-          </w:p>
-        </w:tc>
-        <w:tc>
-          <w:tcPr/>
-          <w:p>
-            <w:pPr>
-              <w:pStyle w:val="Compact"/>
-            </w:pPr>
-            <w:r>
-              <w:t xml:space="preserve">60 </w:t>
-            </w:r>
-            <w:r>
-              <w:rPr>
-                <w:rFonts w:hint="eastAsia"/>
-              </w:rPr>
-              <w:t xml:space="preserve">秒</w:t>
-            </w:r>
-          </w:p>
-        </w:tc>
-        <w:tc>
-          <w:tcPr/>
-          <w:p>
-            <w:pPr>
-              <w:pStyle w:val="Compact"/>
-            </w:pPr>
-            <w:r>
-              <w:t xml:space="preserve">300 </w:t>
-            </w:r>
-            <w:r>
-              <w:rPr>
-                <w:rFonts w:hint="eastAsia"/>
-              </w:rPr>
-              <w:t xml:space="preserve">秒</w:t>
-            </w:r>
-          </w:p>
-        </w:tc>
-        <w:tc>
-          <w:tcPr/>
-          <w:p>
-            <w:pPr>
-              <w:pStyle w:val="Compact"/>
-            </w:pPr>
-            <w:r>
-              <w:rPr>
-                <w:rFonts w:hint="eastAsia"/>
-              </w:rPr>
-              <w:t xml:space="preserve">平均响应</w:t>
-            </w:r>
-            <w:r>
-              <w:t xml:space="preserve"> &lt;= 3 </w:t>
-            </w:r>
-            <w:r>
-              <w:rPr>
-                <w:rFonts w:hint="eastAsia"/>
-              </w:rPr>
-              <w:t xml:space="preserve">秒，P95</w:t>
-            </w:r>
-            <w:r>
-              <w:t xml:space="preserve"> &lt;= 5 </w:t>
-            </w:r>
-            <w:r>
-              <w:rPr>
-                <w:rFonts w:hint="eastAsia"/>
-              </w:rPr>
-              <w:t xml:space="preserve">秒，错误率</w:t>
-            </w:r>
-            <w:r>
-              <w:t xml:space="preserve"> &lt;= 1%</w:t>
+              <w:t xml:space="preserve">策略确认</w:t>
+            </w:r>
+          </w:p>
+        </w:tc>
+        <w:tc>
+          <w:tcPr/>
+          <w:p>
+            <w:pPr>
+              <w:pStyle w:val="Compact"/>
+            </w:pPr>
+            <w:r>
+              <w:t xml:space="preserve">2026-05-23</w:t>
+            </w:r>
+          </w:p>
+        </w:tc>
+        <w:tc>
+          <w:tcPr/>
+          <w:p>
+            <w:pPr>
+              <w:pStyle w:val="Compact"/>
+            </w:pPr>
+            <w:r>
+              <w:rPr>
+                <w:rFonts w:hint="eastAsia"/>
+              </w:rPr>
+              <w:t xml:space="preserve">明确范围、方法、准入/准出准则</w:t>
+            </w:r>
+          </w:p>
+        </w:tc>
+        <w:tc>
+          <w:tcPr/>
+          <w:p>
+            <w:pPr>
+              <w:pStyle w:val="Compact"/>
+            </w:pPr>
+            <w:r>
+              <w:t xml:space="preserve">TP V1.0</w:t>
             </w:r>
           </w:p>
         </w:tc>
@@ -1381,72 +1399,61 @@
               <w:rPr>
                 <w:rFonts w:hint="eastAsia"/>
               </w:rPr>
-              <w:t xml:space="preserve">登录认证接口</w:t>
-            </w:r>
-          </w:p>
-        </w:tc>
-        <w:tc>
-          <w:tcPr/>
-          <w:p>
-            <w:pPr>
-              <w:pStyle w:val="Compact"/>
-            </w:pPr>
-            <w:r>
-              <w:t xml:space="preserve">200</w:t>
-            </w:r>
-          </w:p>
-        </w:tc>
-        <w:tc>
-          <w:tcPr/>
-          <w:p>
-            <w:pPr>
-              <w:pStyle w:val="Compact"/>
-            </w:pPr>
-            <w:r>
-              <w:t xml:space="preserve">60 </w:t>
-            </w:r>
-            <w:r>
-              <w:rPr>
-                <w:rFonts w:hint="eastAsia"/>
-              </w:rPr>
-              <w:t xml:space="preserve">秒</w:t>
-            </w:r>
-          </w:p>
-        </w:tc>
-        <w:tc>
-          <w:tcPr/>
-          <w:p>
-            <w:pPr>
-              <w:pStyle w:val="Compact"/>
-            </w:pPr>
-            <w:r>
-              <w:t xml:space="preserve">300 </w:t>
-            </w:r>
-            <w:r>
-              <w:rPr>
-                <w:rFonts w:hint="eastAsia"/>
-              </w:rPr>
-              <w:t xml:space="preserve">秒</w:t>
-            </w:r>
-          </w:p>
-        </w:tc>
-        <w:tc>
-          <w:tcPr/>
-          <w:p>
-            <w:pPr>
-              <w:pStyle w:val="Compact"/>
-            </w:pPr>
-            <w:r>
-              <w:t xml:space="preserve">P95 &lt;= 2 </w:t>
-            </w:r>
-            <w:r>
-              <w:rPr>
-                <w:rFonts w:hint="eastAsia"/>
-              </w:rPr>
-              <w:t xml:space="preserve">秒，错误率</w:t>
-            </w:r>
-            <w:r>
-              <w:t xml:space="preserve"> &lt;= 1%</w:t>
+              <w:t xml:space="preserve">初测执行</w:t>
+            </w:r>
+          </w:p>
+        </w:tc>
+        <w:tc>
+          <w:tcPr/>
+          <w:p>
+            <w:pPr>
+              <w:pStyle w:val="Compact"/>
+            </w:pPr>
+            <w:r>
+              <w:t xml:space="preserve">2026-05-24</w:t>
+            </w:r>
+          </w:p>
+        </w:tc>
+        <w:tc>
+          <w:tcPr/>
+          <w:p>
+            <w:pPr>
+              <w:pStyle w:val="Compact"/>
+            </w:pPr>
+            <w:r>
+              <w:rPr>
+                <w:rFonts w:hint="eastAsia"/>
+              </w:rPr>
+              <w:t xml:space="preserve">验证核心</w:t>
+            </w:r>
+            <w:r>
+              <w:t xml:space="preserve"> </w:t>
+            </w:r>
+            <w:r>
+              <w:rPr>
+                <w:rFonts w:hint="eastAsia"/>
+              </w:rPr>
+              <w:t xml:space="preserve">API、NLU、前端构建和</w:t>
+            </w:r>
+            <w:r>
+              <w:t xml:space="preserve"> E2E </w:t>
+            </w:r>
+            <w:r>
+              <w:rPr>
+                <w:rFonts w:hint="eastAsia"/>
+              </w:rPr>
+              <w:t xml:space="preserve">冒烟</w:t>
+            </w:r>
+          </w:p>
+        </w:tc>
+        <w:tc>
+          <w:tcPr/>
+          <w:p>
+            <w:pPr>
+              <w:pStyle w:val="Compact"/>
+            </w:pPr>
+            <w:r>
+              <w:t xml:space="preserve">TR V1.0</w:t>
             </w:r>
           </w:p>
         </w:tc>
@@ -1462,69 +1469,61 @@
               <w:rPr>
                 <w:rFonts w:hint="eastAsia"/>
               </w:rPr>
-              <w:t xml:space="preserve">知识库检索</w:t>
-            </w:r>
-          </w:p>
-        </w:tc>
-        <w:tc>
-          <w:tcPr/>
-          <w:p>
-            <w:pPr>
-              <w:pStyle w:val="Compact"/>
-            </w:pPr>
-            <w:r>
-              <w:t xml:space="preserve">300</w:t>
-            </w:r>
-          </w:p>
-        </w:tc>
-        <w:tc>
-          <w:tcPr/>
-          <w:p>
-            <w:pPr>
-              <w:pStyle w:val="Compact"/>
-            </w:pPr>
-            <w:r>
-              <w:t xml:space="preserve">60 </w:t>
-            </w:r>
-            <w:r>
-              <w:rPr>
-                <w:rFonts w:hint="eastAsia"/>
-              </w:rPr>
-              <w:t xml:space="preserve">秒</w:t>
-            </w:r>
-          </w:p>
-        </w:tc>
-        <w:tc>
-          <w:tcPr/>
-          <w:p>
-            <w:pPr>
-              <w:pStyle w:val="Compact"/>
-            </w:pPr>
-            <w:r>
-              <w:t xml:space="preserve">300 </w:t>
-            </w:r>
-            <w:r>
-              <w:rPr>
-                <w:rFonts w:hint="eastAsia"/>
-              </w:rPr>
-              <w:t xml:space="preserve">秒</w:t>
-            </w:r>
-          </w:p>
-        </w:tc>
-        <w:tc>
-          <w:tcPr/>
-          <w:p>
-            <w:pPr>
-              <w:pStyle w:val="Compact"/>
-            </w:pPr>
-            <w:r>
-              <w:t xml:space="preserve">P95 &lt;= 5 </w:t>
-            </w:r>
-            <w:r>
-              <w:rPr>
-                <w:rFonts w:hint="eastAsia"/>
-              </w:rPr>
-              <w:t xml:space="preserve">秒，查询结果正确</w:t>
+              <w:t xml:space="preserve">修复复测</w:t>
+            </w:r>
+          </w:p>
+        </w:tc>
+        <w:tc>
+          <w:tcPr/>
+          <w:p>
+            <w:pPr>
+              <w:pStyle w:val="Compact"/>
+            </w:pPr>
+            <w:r>
+              <w:t xml:space="preserve">2026-05-25 </w:t>
+            </w:r>
+            <w:r>
+              <w:rPr>
+                <w:rFonts w:hint="eastAsia"/>
+              </w:rPr>
+              <w:t xml:space="preserve">至</w:t>
+            </w:r>
+            <w:r>
+              <w:t xml:space="preserve"> 2026-05-30</w:t>
+            </w:r>
+          </w:p>
+        </w:tc>
+        <w:tc>
+          <w:tcPr/>
+          <w:p>
+            <w:pPr>
+              <w:pStyle w:val="Compact"/>
+            </w:pPr>
+            <w:r>
+              <w:rPr>
+                <w:rFonts w:hint="eastAsia"/>
+              </w:rPr>
+              <w:t xml:space="preserve">关闭初测缺陷并吸收</w:t>
+            </w:r>
+            <w:r>
+              <w:t xml:space="preserve"> CCB </w:t>
+            </w:r>
+            <w:r>
+              <w:rPr>
+                <w:rFonts w:hint="eastAsia"/>
+              </w:rPr>
+              <w:t xml:space="preserve">变更</w:t>
+            </w:r>
+          </w:p>
+        </w:tc>
+        <w:tc>
+          <w:tcPr/>
+          <w:p>
+            <w:pPr>
+              <w:pStyle w:val="Compact"/>
+            </w:pPr>
+            <w:r>
+              <w:t xml:space="preserve">TP/TCS/TR V1.2</w:t>
             </w:r>
           </w:p>
         </w:tc>
@@ -1540,76 +1539,120 @@
               <w:rPr>
                 <w:rFonts w:hint="eastAsia"/>
               </w:rPr>
-              <w:t xml:space="preserve">管理后台列表</w:t>
-            </w:r>
-          </w:p>
-        </w:tc>
-        <w:tc>
-          <w:tcPr/>
-          <w:p>
-            <w:pPr>
-              <w:pStyle w:val="Compact"/>
-            </w:pPr>
-            <w:r>
-              <w:t xml:space="preserve">100</w:t>
-            </w:r>
-          </w:p>
-        </w:tc>
-        <w:tc>
-          <w:tcPr/>
-          <w:p>
-            <w:pPr>
-              <w:pStyle w:val="Compact"/>
-            </w:pPr>
-            <w:r>
-              <w:t xml:space="preserve">30 </w:t>
-            </w:r>
-            <w:r>
-              <w:rPr>
-                <w:rFonts w:hint="eastAsia"/>
-              </w:rPr>
-              <w:t xml:space="preserve">秒</w:t>
-            </w:r>
-          </w:p>
-        </w:tc>
-        <w:tc>
-          <w:tcPr/>
-          <w:p>
-            <w:pPr>
-              <w:pStyle w:val="Compact"/>
-            </w:pPr>
-            <w:r>
-              <w:t xml:space="preserve">180 </w:t>
-            </w:r>
-            <w:r>
-              <w:rPr>
-                <w:rFonts w:hint="eastAsia"/>
-              </w:rPr>
-              <w:t xml:space="preserve">秒</w:t>
-            </w:r>
-          </w:p>
-        </w:tc>
-        <w:tc>
-          <w:tcPr/>
-          <w:p>
-            <w:pPr>
-              <w:pStyle w:val="Compact"/>
-            </w:pPr>
-            <w:r>
-              <w:rPr>
-                <w:rFonts w:hint="eastAsia"/>
-              </w:rPr>
-              <w:t xml:space="preserve">分页响应稳定，无</w:t>
-            </w:r>
-            <w:r>
-              <w:t xml:space="preserve"> 5xx</w:t>
+              <w:t xml:space="preserve">系统回归</w:t>
+            </w:r>
+          </w:p>
+        </w:tc>
+        <w:tc>
+          <w:tcPr/>
+          <w:p>
+            <w:pPr>
+              <w:pStyle w:val="Compact"/>
+            </w:pPr>
+            <w:r>
+              <w:t xml:space="preserve">2026-06-01 </w:t>
+            </w:r>
+            <w:r>
+              <w:rPr>
+                <w:rFonts w:hint="eastAsia"/>
+              </w:rPr>
+              <w:t xml:space="preserve">至</w:t>
+            </w:r>
+            <w:r>
+              <w:t xml:space="preserve"> 2026-06-04</w:t>
+            </w:r>
+          </w:p>
+        </w:tc>
+        <w:tc>
+          <w:tcPr/>
+          <w:p>
+            <w:pPr>
+              <w:pStyle w:val="Compact"/>
+            </w:pPr>
+            <w:r>
+              <w:rPr>
+                <w:rFonts w:hint="eastAsia"/>
+              </w:rPr>
+              <w:t xml:space="preserve">执行</w:t>
+            </w:r>
+            <w:r>
+              <w:t xml:space="preserve"> 78 </w:t>
+            </w:r>
+            <w:r>
+              <w:rPr>
+                <w:rFonts w:hint="eastAsia"/>
+              </w:rPr>
+              <w:t xml:space="preserve">条用例回归和覆盖矩阵检查</w:t>
+            </w:r>
+          </w:p>
+        </w:tc>
+        <w:tc>
+          <w:tcPr/>
+          <w:p>
+            <w:pPr>
+              <w:pStyle w:val="Compact"/>
+            </w:pPr>
+            <w:r>
+              <w:t xml:space="preserve">TCS V1.3</w:t>
+            </w:r>
+          </w:p>
+        </w:tc>
+      </w:tr>
+      <w:tr>
+        <w:tc>
+          <w:tcPr/>
+          <w:p>
+            <w:pPr>
+              <w:pStyle w:val="Compact"/>
+            </w:pPr>
+            <w:r>
+              <w:rPr>
+                <w:rFonts w:hint="eastAsia"/>
+              </w:rPr>
+              <w:t xml:space="preserve">结项确认</w:t>
+            </w:r>
+          </w:p>
+        </w:tc>
+        <w:tc>
+          <w:tcPr/>
+          <w:p>
+            <w:pPr>
+              <w:pStyle w:val="Compact"/>
+            </w:pPr>
+            <w:r>
+              <w:t xml:space="preserve">2026-06-05</w:t>
+            </w:r>
+          </w:p>
+        </w:tc>
+        <w:tc>
+          <w:tcPr/>
+          <w:p>
+            <w:pPr>
+              <w:pStyle w:val="Compact"/>
+            </w:pPr>
+            <w:r>
+              <w:rPr>
+                <w:rFonts w:hint="eastAsia"/>
+              </w:rPr>
+              <w:t xml:space="preserve">汇总质量结论、限制与遗留风险</w:t>
+            </w:r>
+          </w:p>
+        </w:tc>
+        <w:tc>
+          <w:tcPr/>
+          <w:p>
+            <w:pPr>
+              <w:pStyle w:val="Compact"/>
+            </w:pPr>
+            <w:r>
+              <w:t xml:space="preserve">TR V1.3</w:t>
             </w:r>
           </w:p>
         </w:tc>
       </w:tr>
     </w:tbl>
     <w:bookmarkEnd w:id="13"/>
-    <w:bookmarkStart w:id="14" w:name="缺陷管理规则"/>
+    <w:bookmarkStart w:id="14" w:name="通过准则"/>
     <w:p>
       <w:pPr>
         <w:pStyle w:val="Heading2"/>
@@ -1618,7 +1661,7 @@
         <w:rPr>
           <w:rFonts w:hint="eastAsia"/>
         </w:rPr>
-        <w:t xml:space="preserve">缺陷管理规则</w:t>
+        <w:t xml:space="preserve">通过准则</w:t>
       </w:r>
     </w:p>
     <w:p>
@@ -1630,10 +1673,43 @@
         </w:numPr>
       </w:pPr>
       <w:r>
-        <w:rPr>
-          <w:rFonts w:hint="eastAsia"/>
-        </w:rPr>
-        <w:t xml:space="preserve">P0：系统崩溃、数据丢失、认证绕过，需立即阻断发布并优先修复。</w:t>
+        <w:t xml:space="preserve">78 </w:t>
+      </w:r>
+      <w:r>
+        <w:rPr>
+          <w:rFonts w:hint="eastAsia"/>
+        </w:rPr>
+        <w:t xml:space="preserve">条测试用例全部执行；P0</w:t>
+      </w:r>
+      <w:r>
+        <w:t xml:space="preserve"> </w:t>
+      </w:r>
+      <w:r>
+        <w:rPr>
+          <w:rFonts w:hint="eastAsia"/>
+        </w:rPr>
+        <w:t xml:space="preserve">用例</w:t>
+      </w:r>
+      <w:r>
+        <w:t xml:space="preserve"> 100% </w:t>
+      </w:r>
+      <w:r>
+        <w:rPr>
+          <w:rFonts w:hint="eastAsia"/>
+        </w:rPr>
+        <w:t xml:space="preserve">通过，P1</w:t>
+      </w:r>
+      <w:r>
+        <w:t xml:space="preserve"> </w:t>
+      </w:r>
+      <w:r>
+        <w:rPr>
+          <w:rFonts w:hint="eastAsia"/>
+        </w:rPr>
+        <w:t xml:space="preserve">用例通过率不低于</w:t>
+      </w:r>
+      <w:r>
+        <w:t xml:space="preserve"> 95%。</w:t>
       </w:r>
     </w:p>
     <w:p>
@@ -1645,10 +1721,31 @@
         </w:numPr>
       </w:pPr>
       <w:r>
-        <w:rPr>
-          <w:rFonts w:hint="eastAsia"/>
-        </w:rPr>
-        <w:t xml:space="preserve">P1：核心功能不可用或无可接受替代路径，必须在结项前关闭。</w:t>
+        <w:t xml:space="preserve">P0/P1 </w:t>
+      </w:r>
+      <w:r>
+        <w:rPr>
+          <w:rFonts w:hint="eastAsia"/>
+        </w:rPr>
+        <w:t xml:space="preserve">缺陷全部关闭；P2/P3</w:t>
+      </w:r>
+      <w:r>
+        <w:t xml:space="preserve"> </w:t>
+      </w:r>
+      <w:r>
+        <w:rPr>
+          <w:rFonts w:hint="eastAsia"/>
+        </w:rPr>
+        <w:t xml:space="preserve">缺陷若延期，必须在</w:t>
+      </w:r>
+      <w:r>
+        <w:t xml:space="preserve"> TR </w:t>
+      </w:r>
+      <w:r>
+        <w:rPr>
+          <w:rFonts w:hint="eastAsia"/>
+        </w:rPr>
+        <w:t xml:space="preserve">中记录影响和后续计划。</w:t>
       </w:r>
     </w:p>
     <w:p>
@@ -1660,14 +1757,77 @@
         </w:numPr>
       </w:pPr>
       <w:r>
-        <w:rPr>
-          <w:rFonts w:hint="eastAsia"/>
-        </w:rPr>
-        <w:t xml:space="preserve">P2/P3：不影响结项的缺陷须记录处理意见、责任人和计划版本。</w:t>
+        <w:t xml:space="preserve">NLU </w:t>
+      </w:r>
+      <w:r>
+        <w:rPr>
+          <w:rFonts w:hint="eastAsia"/>
+        </w:rPr>
+        <w:t xml:space="preserve">核心意图识别准确率不低于</w:t>
+      </w:r>
+      <w:r>
+        <w:t xml:space="preserve"> </w:t>
+      </w:r>
+      <w:r>
+        <w:rPr>
+          <w:rFonts w:hint="eastAsia"/>
+        </w:rPr>
+        <w:t xml:space="preserve">85%；基础</w:t>
+      </w:r>
+      <w:r>
+        <w:t xml:space="preserve"> API </w:t>
+      </w:r>
+      <w:r>
+        <w:rPr>
+          <w:rFonts w:hint="eastAsia"/>
+        </w:rPr>
+        <w:t xml:space="preserve">平均响应不高于</w:t>
+      </w:r>
+      <w:r>
+        <w:t xml:space="preserve"> 3 </w:t>
+      </w:r>
+      <w:r>
+        <w:rPr>
+          <w:rFonts w:hint="eastAsia"/>
+        </w:rPr>
+        <w:t xml:space="preserve">秒，P95</w:t>
+      </w:r>
+      <w:r>
+        <w:t xml:space="preserve"> </w:t>
+      </w:r>
+      <w:r>
+        <w:rPr>
+          <w:rFonts w:hint="eastAsia"/>
+        </w:rPr>
+        <w:t xml:space="preserve">不高于</w:t>
+      </w:r>
+      <w:r>
+        <w:t xml:space="preserve"> 5 </w:t>
+      </w:r>
+      <w:r>
+        <w:rPr>
+          <w:rFonts w:hint="eastAsia"/>
+        </w:rPr>
+        <w:t xml:space="preserve">秒。</w:t>
+      </w:r>
+    </w:p>
+    <w:p>
+      <w:pPr>
+        <w:pStyle w:val="Compact"/>
+        <w:numPr>
+          <w:ilvl w:val="0"/>
+          <w:numId w:val="1003"/>
+        </w:numPr>
+      </w:pPr>
+      <w:r>
+        <w:rPr>
+          <w:rFonts w:hint="eastAsia"/>
+        </w:rPr>
+        <w:t xml:space="preserve">安全测试无高危/严重问题；认证、鉴权和输入校验相关用例必须通过。</w:t>
       </w:r>
     </w:p>
     <w:bookmarkEnd w:id="14"/>
-    <w:bookmarkStart w:id="15" w:name="回归策略"/>
+    <w:bookmarkStart w:id="15" w:name="最终风险说明"/>
     <w:p>
       <w:pPr>
         <w:pStyle w:val="Heading2"/>
@@ -1676,7 +1836,7 @@
         <w:rPr>
           <w:rFonts w:hint="eastAsia"/>
         </w:rPr>
-        <w:t xml:space="preserve">回归策略</w:t>
+        <w:t xml:space="preserve">最终风险说明</w:t>
       </w:r>
     </w:p>
     <w:p>
@@ -1691,16 +1851,7 @@
         <w:rPr>
           <w:rFonts w:hint="eastAsia"/>
         </w:rPr>
-        <w:t xml:space="preserve">所有</w:t>
-      </w:r>
-      <w:r>
-        <w:t xml:space="preserve"> P0/P1 </w:t>
-      </w:r>
-      <w:r>
-        <w:rPr>
-          <w:rFonts w:hint="eastAsia"/>
-        </w:rPr>
-        <w:t xml:space="preserve">缺陷修复后执行关联用例回归。</w:t>
+        <w:t xml:space="preserve">真实教务、OA、一卡通、图书馆接口尚未全量联调，生产上线前需补充联调测试。</w:t>
       </w:r>
     </w:p>
     <w:p>
@@ -1715,16 +1866,25 @@
         <w:rPr>
           <w:rFonts w:hint="eastAsia"/>
         </w:rPr>
-        <w:t xml:space="preserve">需求或配置变更触发</w:t>
-      </w:r>
-      <w:r>
-        <w:t xml:space="preserve"> RTM </w:t>
-      </w:r>
-      <w:r>
-        <w:rPr>
-          <w:rFonts w:hint="eastAsia"/>
-        </w:rPr>
-        <w:t xml:space="preserve">中受影响用例回归。</w:t>
+        <w:t xml:space="preserve">本地</w:t>
+      </w:r>
+      <w:r>
+        <w:t xml:space="preserve"> SQLite </w:t>
+      </w:r>
+      <w:r>
+        <w:rPr>
+          <w:rFonts w:hint="eastAsia"/>
+        </w:rPr>
+        <w:t xml:space="preserve">与目标</w:t>
+      </w:r>
+      <w:r>
+        <w:t xml:space="preserve"> MySQL/Redis/Elasticsearch </w:t>
+      </w:r>
+      <w:r>
+        <w:rPr>
+          <w:rFonts w:hint="eastAsia"/>
+        </w:rPr>
+        <w:t xml:space="preserve">架构存在差异，生产性能结论需在预发布环境复测。</w:t>
       </w:r>
     </w:p>
     <w:p>
@@ -1739,22 +1899,289 @@
         <w:rPr>
           <w:rFonts w:hint="eastAsia"/>
         </w:rPr>
-        <w:t xml:space="preserve">结项前执行</w:t>
-      </w:r>
-      <w:r>
-        <w:t xml:space="preserve"> 78 </w:t>
-      </w:r>
-      <w:r>
-        <w:rPr>
-          <w:rFonts w:hint="eastAsia"/>
-        </w:rPr>
-        <w:t xml:space="preserve">条用例汇总回归，结论记录于</w:t>
-      </w:r>
-      <w:r>
-        <w:t xml:space="preserve"> TR V1.3。</w:t>
+        <w:t xml:space="preserve">移动端真机矩阵未完全覆盖，本轮以桌面</w:t>
+      </w:r>
+      <w:r>
+        <w:t xml:space="preserve"> Chromium </w:t>
+      </w:r>
+      <w:r>
+        <w:rPr>
+          <w:rFonts w:hint="eastAsia"/>
+        </w:rPr>
+        <w:t xml:space="preserve">和响应式检查作为课程原型验证依据。</w:t>
       </w:r>
     </w:p>
     <w:bookmarkEnd w:id="15"/>
+    <w:bookmarkStart w:id="16" w:name="审批"/>
+    <w:p>
+      <w:pPr>
+        <w:pStyle w:val="Heading2"/>
+      </w:pPr>
+      <w:r>
+        <w:rPr>
+          <w:rFonts w:hint="eastAsia"/>
+        </w:rPr>
+        <w:t xml:space="preserve">审批</w:t>
+      </w:r>
+    </w:p>
+    <w:tbl>
+      <w:tblPr>
+        <w:tblStyle w:val="Table"/>
+        <w:tblW w:type="auto" w:w="0"/>
+        <w:tblLook w:firstRow="1" w:lastRow="0" w:firstColumn="0" w:lastColumn="0" w:noHBand="0" w:noVBand="0" w:val="0020"/>
+      </w:tblPr>
+      <w:tblGrid>
+        <w:gridCol w:w="1980"/>
+        <w:gridCol w:w="1980"/>
+        <w:gridCol w:w="1980"/>
+        <w:gridCol w:w="1980"/>
+      </w:tblGrid>
+      <w:tr>
+        <w:trPr>
+          <w:tblHeader w:val="on"/>
+        </w:trPr>
+        <w:tc>
+          <w:tcPr/>
+          <w:p>
+            <w:pPr>
+              <w:pStyle w:val="Compact"/>
+            </w:pPr>
+            <w:r>
+              <w:rPr>
+                <w:rFonts w:hint="eastAsia"/>
+              </w:rPr>
+              <w:t xml:space="preserve">角色</w:t>
+            </w:r>
+          </w:p>
+        </w:tc>
+        <w:tc>
+          <w:tcPr/>
+          <w:p>
+            <w:pPr>
+              <w:pStyle w:val="Compact"/>
+            </w:pPr>
+            <w:r>
+              <w:rPr>
+                <w:rFonts w:hint="eastAsia"/>
+              </w:rPr>
+              <w:t xml:space="preserve">姓名</w:t>
+            </w:r>
+          </w:p>
+        </w:tc>
+        <w:tc>
+          <w:tcPr/>
+          <w:p>
+            <w:pPr>
+              <w:pStyle w:val="Compact"/>
+            </w:pPr>
+            <w:r>
+              <w:rPr>
+                <w:rFonts w:hint="eastAsia"/>
+              </w:rPr>
+              <w:t xml:space="preserve">意见</w:t>
+            </w:r>
+          </w:p>
+        </w:tc>
+        <w:tc>
+          <w:tcPr/>
+          <w:p>
+            <w:pPr>
+              <w:pStyle w:val="Compact"/>
+            </w:pPr>
+            <w:r>
+              <w:rPr>
+                <w:rFonts w:hint="eastAsia"/>
+              </w:rPr>
+              <w:t xml:space="preserve">日期</w:t>
+            </w:r>
+          </w:p>
+        </w:tc>
+      </w:tr>
+      <w:tr>
+        <w:tc>
+          <w:tcPr/>
+          <w:p>
+            <w:pPr>
+              <w:pStyle w:val="Compact"/>
+            </w:pPr>
+            <w:r>
+              <w:rPr>
+                <w:rFonts w:hint="eastAsia"/>
+              </w:rPr>
+              <w:t xml:space="preserve">测试负责人</w:t>
+            </w:r>
+          </w:p>
+        </w:tc>
+        <w:tc>
+          <w:tcPr/>
+          <w:p>
+            <w:pPr>
+              <w:pStyle w:val="Compact"/>
+            </w:pPr>
+            <w:r>
+              <w:rPr>
+                <w:rFonts w:hint="eastAsia"/>
+              </w:rPr>
+              <w:t xml:space="preserve">虞子琰</w:t>
+            </w:r>
+          </w:p>
+        </w:tc>
+        <w:tc>
+          <w:tcPr/>
+          <w:p>
+            <w:pPr>
+              <w:pStyle w:val="Compact"/>
+            </w:pPr>
+            <w:r>
+              <w:rPr>
+                <w:rFonts w:hint="eastAsia"/>
+              </w:rPr>
+              <w:t xml:space="preserve">同意发布</w:t>
+            </w:r>
+            <w:r>
+              <w:t xml:space="preserve"> V1.3 </w:t>
+            </w:r>
+            <w:r>
+              <w:rPr>
+                <w:rFonts w:hint="eastAsia"/>
+              </w:rPr>
+              <w:t xml:space="preserve">基线</w:t>
+            </w:r>
+          </w:p>
+        </w:tc>
+        <w:tc>
+          <w:tcPr/>
+          <w:p>
+            <w:pPr>
+              <w:pStyle w:val="Compact"/>
+            </w:pPr>
+            <w:r>
+              <w:t xml:space="preserve">2026-06-05</w:t>
+            </w:r>
+          </w:p>
+        </w:tc>
+      </w:tr>
+      <w:tr>
+        <w:tc>
+          <w:tcPr/>
+          <w:p>
+            <w:pPr>
+              <w:pStyle w:val="Compact"/>
+            </w:pPr>
+            <w:r>
+              <w:rPr>
+                <w:rFonts w:hint="eastAsia"/>
+              </w:rPr>
+              <w:t xml:space="preserve">需求分析负责人</w:t>
+            </w:r>
+          </w:p>
+        </w:tc>
+        <w:tc>
+          <w:tcPr/>
+          <w:p>
+            <w:pPr>
+              <w:pStyle w:val="Compact"/>
+            </w:pPr>
+            <w:r>
+              <w:rPr>
+                <w:rFonts w:hint="eastAsia"/>
+              </w:rPr>
+              <w:t xml:space="preserve">冯沛一</w:t>
+            </w:r>
+          </w:p>
+        </w:tc>
+        <w:tc>
+          <w:tcPr/>
+          <w:p>
+            <w:pPr>
+              <w:pStyle w:val="Compact"/>
+            </w:pPr>
+            <w:r>
+              <w:rPr>
+                <w:rFonts w:hint="eastAsia"/>
+              </w:rPr>
+              <w:t xml:space="preserve">确认与</w:t>
+            </w:r>
+            <w:r>
+              <w:t xml:space="preserve"> SRS/CR </w:t>
+            </w:r>
+            <w:r>
+              <w:rPr>
+                <w:rFonts w:hint="eastAsia"/>
+              </w:rPr>
+              <w:t xml:space="preserve">口径一致</w:t>
+            </w:r>
+          </w:p>
+        </w:tc>
+        <w:tc>
+          <w:tcPr/>
+          <w:p>
+            <w:pPr>
+              <w:pStyle w:val="Compact"/>
+            </w:pPr>
+            <w:r>
+              <w:t xml:space="preserve">2026-06-05</w:t>
+            </w:r>
+          </w:p>
+        </w:tc>
+      </w:tr>
+      <w:tr>
+        <w:tc>
+          <w:tcPr/>
+          <w:p>
+            <w:pPr>
+              <w:pStyle w:val="Compact"/>
+            </w:pPr>
+            <w:r>
+              <w:rPr>
+                <w:rFonts w:hint="eastAsia"/>
+              </w:rPr>
+              <w:t xml:space="preserve">开发负责人</w:t>
+            </w:r>
+          </w:p>
+        </w:tc>
+        <w:tc>
+          <w:tcPr/>
+          <w:p>
+            <w:pPr>
+              <w:pStyle w:val="Compact"/>
+            </w:pPr>
+            <w:r>
+              <w:rPr>
+                <w:rFonts w:hint="eastAsia"/>
+              </w:rPr>
+              <w:t xml:space="preserve">王振恺</w:t>
+            </w:r>
+          </w:p>
+        </w:tc>
+        <w:tc>
+          <w:tcPr/>
+          <w:p>
+            <w:pPr>
+              <w:pStyle w:val="Compact"/>
+            </w:pPr>
+            <w:r>
+              <w:rPr>
+                <w:rFonts w:hint="eastAsia"/>
+              </w:rPr>
+              <w:t xml:space="preserve">确认测试环境和缺陷状态</w:t>
+            </w:r>
+          </w:p>
+        </w:tc>
+        <w:tc>
+          <w:tcPr/>
+          <w:p>
+            <w:pPr>
+              <w:pStyle w:val="Compact"/>
+            </w:pPr>
+            <w:r>
+              <w:t xml:space="preserve">2026-06-05</w:t>
+            </w:r>
+          </w:p>
+        </w:tc>
+      </w:tr>
+    </w:tbl>
+    <w:bookmarkEnd w:id="16"/>
     <w:sectPr>
       <w:footnotePr>
         <w:numRestart w:val="eachSect"/>

--- a/11-测试文档/测试计划(TP).docx
+++ b/11-测试文档/测试计划(TP).docx
@@ -4,357 +4,807 @@
   <w:body>
     <w:p>
       <w:pPr>
+        <w:spacing w:before="0" w:after="360"/>
+        <w:jc w:val="center"/>
+      </w:pPr>
+      <w:r>
+        <w:rPr>
+          <w:rFonts w:ascii="宋体" w:hAnsi="宋体" w:eastAsia="宋体"/>
+          <w:b w:val="0"/>
+          <w:sz w:val="16"/>
+        </w:rPr>
+      </w:r>
+    </w:p>
+    <w:p>
+      <w:pPr>
+        <w:spacing w:before="0" w:after="160"/>
+        <w:jc w:val="center"/>
+      </w:pPr>
+      <w:r>
+        <w:rPr>
+          <w:rFonts w:ascii="宋体" w:hAnsi="宋体" w:eastAsia="宋体"/>
+          <w:b/>
+          <w:sz w:val="48"/>
+        </w:rPr>
+        <w:t>校务问答机器人</w:t>
+      </w:r>
+    </w:p>
+    <w:p>
+      <w:pPr>
+        <w:spacing w:before="0" w:after="360"/>
+        <w:jc w:val="center"/>
+      </w:pPr>
+      <w:r>
+        <w:rPr>
+          <w:rFonts w:ascii="宋体" w:hAnsi="宋体" w:eastAsia="宋体"/>
+          <w:b/>
+          <w:sz w:val="40"/>
+        </w:rPr>
+        <w:t>测试计划(TP)</w:t>
+      </w:r>
+    </w:p>
+    <w:p>
+      <w:pPr>
+        <w:spacing w:after="480"/>
+        <w:jc w:val="center"/>
+      </w:pPr>
+      <w:r>
+        <w:drawing>
+          <wp:inline>
+            <wp:extent cx="1143000" cy="953011"/>
+            <wp:docPr id="2" name="Picture 2"/>
+            <wp:cNvGraphicFramePr>
+              <a:graphicFrameLocks noChangeAspect="1"/>
+            </wp:cNvGraphicFramePr>
+            <a:graphic>
+              <a:graphicData uri="http://schemas.openxmlformats.org/drawingml/2006/picture">
+                <pic:pic>
+                  <pic:nvPicPr>
+                    <pic:cNvPr id="0" name="image.png"/>
+                    <pic:cNvPicPr/>
+                  </pic:nvPicPr>
+                  <pic:blipFill>
+                    <a:blip r:embed="rId9"/>
+                    <a:stretch>
+                      <a:fillRect/>
+                    </a:stretch>
+                  </pic:blipFill>
+                  <pic:spPr>
+                    <a:xfrm>
+                      <a:off x="0" y="0"/>
+                      <a:ext cx="1143000" cy="953011"/>
+                    </a:xfrm>
+                    <a:prstGeom prst="rect"/>
+                  </pic:spPr>
+                </pic:pic>
+              </a:graphicData>
+            </a:graphic>
+          </wp:inline>
+        </w:drawing>
+      </w:r>
+    </w:p>
+    <w:p>
+      <w:pPr>
+        <w:spacing w:before="0" w:after="80"/>
+        <w:jc w:val="center"/>
+      </w:pPr>
+      <w:r>
+        <w:rPr>
+          <w:rFonts w:ascii="宋体" w:hAnsi="宋体" w:eastAsia="宋体"/>
+          <w:b w:val="0"/>
+          <w:sz w:val="24"/>
+        </w:rPr>
+        <w:t>项目名称：智慧校园助手（SRA2026）校务问答机器人</w:t>
+      </w:r>
+    </w:p>
+    <w:p>
+      <w:pPr>
+        <w:spacing w:before="0" w:after="80"/>
+        <w:jc w:val="center"/>
+      </w:pPr>
+      <w:r>
+        <w:rPr>
+          <w:rFonts w:ascii="宋体" w:hAnsi="宋体" w:eastAsia="宋体"/>
+          <w:b w:val="0"/>
+          <w:sz w:val="24"/>
+        </w:rPr>
+        <w:t>文档编号：SRA2026-TP-V1.3</w:t>
+      </w:r>
+    </w:p>
+    <w:p>
+      <w:pPr>
+        <w:spacing w:before="0" w:after="80"/>
+        <w:jc w:val="center"/>
+      </w:pPr>
+      <w:r>
+        <w:rPr>
+          <w:rFonts w:ascii="宋体" w:hAnsi="宋体" w:eastAsia="宋体"/>
+          <w:b w:val="0"/>
+          <w:sz w:val="24"/>
+        </w:rPr>
+        <w:t>版本：V1.3</w:t>
+      </w:r>
+    </w:p>
+    <w:p>
+      <w:pPr>
+        <w:spacing w:before="0" w:after="80"/>
+        <w:jc w:val="center"/>
+      </w:pPr>
+      <w:r>
+        <w:rPr>
+          <w:rFonts w:ascii="宋体" w:hAnsi="宋体" w:eastAsia="宋体"/>
+          <w:b w:val="0"/>
+          <w:sz w:val="24"/>
+        </w:rPr>
+        <w:t>状态：测试基线版</w:t>
+      </w:r>
+    </w:p>
+    <w:p>
+      <w:pPr>
+        <w:spacing w:before="0" w:after="80"/>
+        <w:jc w:val="center"/>
+      </w:pPr>
+      <w:r>
+        <w:rPr>
+          <w:rFonts w:ascii="宋体" w:hAnsi="宋体" w:eastAsia="宋体"/>
+          <w:b w:val="0"/>
+          <w:sz w:val="24"/>
+        </w:rPr>
+        <w:t>编制日期：2026年6月5日</w:t>
+      </w:r>
+    </w:p>
+    <w:p>
+      <w:pPr>
+        <w:spacing w:before="0" w:after="80"/>
+        <w:jc w:val="center"/>
+      </w:pPr>
+      <w:r>
+        <w:rPr>
+          <w:rFonts w:ascii="宋体" w:hAnsi="宋体" w:eastAsia="宋体"/>
+          <w:b w:val="0"/>
+          <w:sz w:val="24"/>
+        </w:rPr>
+        <w:t>编制团队：SRA2026-G10 项目组</w:t>
+      </w:r>
+    </w:p>
+    <w:p>
+      <w:pPr>
+        <w:spacing w:before="0" w:after="0"/>
+        <w:jc w:val="center"/>
+      </w:pPr>
+      <w:r>
+        <w:rPr>
+          <w:rFonts w:ascii="宋体" w:hAnsi="宋体" w:eastAsia="宋体"/>
+          <w:b w:val="0"/>
+          <w:color w:val="666666"/>
+          <w:sz w:val="21"/>
+        </w:rPr>
+        <w:t>适用范围：软件需求工程课程项目交付文档</w:t>
+      </w:r>
+    </w:p>
+    <w:p>
+      <w:pPr>
+        <w:spacing w:before="480" w:after="0"/>
+        <w:jc w:val="center"/>
+      </w:pPr>
+      <w:r>
+        <w:rPr>
+          <w:rFonts w:ascii="宋体" w:hAnsi="宋体" w:eastAsia="宋体"/>
+          <w:b w:val="0"/>
+          <w:color w:val="666666"/>
+          <w:sz w:val="18"/>
+        </w:rPr>
+        <w:t>依据：SRS、RG、UG、UC、PT、设计、测试、评审与配置管理基线材料</w:t>
+      </w:r>
+    </w:p>
+    <w:p>
+      <w:pPr>
+        <w:spacing w:after="0"/>
+      </w:pPr>
+      <w:r>
+        <w:br w:type="page"/>
+      </w:r>
+    </w:p>
+    <w:p>
+      <w:pPr>
         <w:pStyle w:val="SourceCode"/>
       </w:pPr>
       <w:r>
         <w:rPr>
           <w:rStyle w:val="VerbatimChar"/>
         </w:rPr>
-        <w:t xml:space="preserve">---</w:t>
-      </w:r>
-      <w:r>
-        <w:br/>
+        <w:t xml:space="preserve">## </w:t>
       </w:r>
       <w:r>
         <w:rPr>
           <w:rStyle w:val="VerbatimChar"/>
-        </w:rPr>
-        <w:t xml:space="preserve">title: </w:t>
+          <w:rFonts w:hint="eastAsia"/>
+        </w:rPr>
+        <w:t xml:space="preserve">版本记录</w:t>
+      </w:r>
+    </w:p>
+    <w:bookmarkStart w:id="9" w:name="本版摘要"/>
+    <w:p>
+      <w:pPr>
+        <w:pStyle w:val="Heading2"/>
+      </w:pPr>
+      <w:r>
+        <w:rPr>
+          <w:rFonts w:hint="eastAsia"/>
+        </w:rPr>
+        <w:t xml:space="preserve">本版摘要</w:t>
+      </w:r>
+    </w:p>
+    <w:p>
+      <w:pPr>
+        <w:pStyle w:val="FirstParagraph"/>
+      </w:pPr>
+      <w:r>
+        <w:rPr>
+          <w:rFonts w:hint="eastAsia"/>
+        </w:rPr>
+        <w:t xml:space="preserve">形成测试计划基线，固化范围、数量、准则、进度和原文件映射关系。</w:t>
+      </w:r>
+    </w:p>
+    <w:bookmarkEnd w:id="9"/>
+    <w:bookmarkStart w:id="10" w:name="参考文档"/>
+    <w:p>
+      <w:pPr>
+        <w:pStyle w:val="Heading2"/>
+      </w:pPr>
+      <w:r>
+        <w:rPr>
+          <w:rFonts w:hint="eastAsia"/>
+        </w:rPr>
+        <w:t xml:space="preserve">参考文档</w:t>
+      </w:r>
+    </w:p>
+    <w:bookmarkStart w:id="11" w:name="基线说明"/>
+    <w:p>
+      <w:pPr>
+        <w:pStyle w:val="Heading2"/>
+      </w:pPr>
+      <w:r>
+        <w:rPr>
+          <w:rFonts w:hint="eastAsia"/>
+        </w:rPr>
+        <w:t xml:space="preserve">基线说明</w:t>
+      </w:r>
+    </w:p>
+    <w:p>
+      <w:pPr>
+        <w:pStyle w:val="Compact"/>
+        <w:numPr>
+          <w:ilvl w:val="0"/>
+          <w:numId w:val="1001"/>
+        </w:numPr>
+      </w:pPr>
+      <w:r>
+        <w:rPr>
+          <w:rFonts w:hint="eastAsia"/>
+        </w:rPr>
+        <w:t xml:space="preserve">本文件为测试计划基线版。</w:t>
       </w:r>
       <w:r>
         <w:rPr>
           <w:rStyle w:val="VerbatimChar"/>
           <w:rFonts w:hint="eastAsia"/>
         </w:rPr>
-        <w:t xml:space="preserve">"测试计划</w:t>
+        <w:t xml:space="preserve">测试计划(TP).docx</w:t>
+      </w:r>
+      <w:r>
+        <w:t xml:space="preserve"> </w:t>
+      </w:r>
+      <w:r>
+        <w:rPr>
+          <w:rFonts w:hint="eastAsia"/>
+        </w:rPr>
+        <w:t xml:space="preserve">与</w:t>
+      </w:r>
+      <w:r>
+        <w:t xml:space="preserve"> </w:t>
       </w:r>
       <w:r>
         <w:rPr>
           <w:rStyle w:val="VerbatimChar"/>
-        </w:rPr>
-        <w:t xml:space="preserve"> (TP) - </w:t>
-      </w:r>
-      <w:r>
-        <w:rPr>
-          <w:rStyle w:val="VerbatimChar"/>
-          <w:rFonts w:hint="eastAsia"/>
-        </w:rPr>
-        <w:t xml:space="preserve">校务问答机器人"</w:t>
-      </w:r>
-      <w:r>
-        <w:br/>
-      </w:r>
-      <w:r>
-        <w:rPr>
-          <w:rStyle w:val="VerbatimChar"/>
-        </w:rPr>
-        <w:t xml:space="preserve">author: </w:t>
-      </w:r>
-      <w:r>
-        <w:rPr>
-          <w:rStyle w:val="VerbatimChar"/>
-          <w:rFonts w:hint="eastAsia"/>
-        </w:rPr>
-        <w:t xml:space="preserve">"校务问答机器人项目组"</w:t>
-      </w:r>
-      <w:r>
-        <w:br/>
-      </w:r>
-      <w:r>
-        <w:rPr>
-          <w:rStyle w:val="VerbatimChar"/>
-        </w:rPr>
-        <w:t xml:space="preserve">date: "2026-06-05"</w:t>
-      </w:r>
-      <w:r>
-        <w:br/>
-      </w:r>
-      <w:r>
-        <w:rPr>
-          <w:rStyle w:val="VerbatimChar"/>
-        </w:rPr>
-        <w:t xml:space="preserve">lang: zh-CN</w:t>
-      </w:r>
-      <w:r>
-        <w:br/>
-      </w:r>
-      <w:r>
-        <w:rPr>
-          <w:rStyle w:val="VerbatimChar"/>
-        </w:rPr>
-        <w:t xml:space="preserve">---</w:t>
-      </w:r>
-      <w:r>
-        <w:br/>
-      </w:r>
-      <w:r>
-        <w:br/>
-      </w:r>
-      <w:r>
-        <w:rPr>
-          <w:rStyle w:val="VerbatimChar"/>
-        </w:rPr>
-        <w:t xml:space="preserve"># </w:t>
-      </w:r>
-      <w:r>
-        <w:rPr>
-          <w:rStyle w:val="VerbatimChar"/>
-          <w:rFonts w:hint="eastAsia"/>
-        </w:rPr>
-        <w:t xml:space="preserve">测试计划</w:t>
-      </w:r>
-      <w:r>
-        <w:rPr>
-          <w:rStyle w:val="VerbatimChar"/>
-        </w:rPr>
-        <w:t xml:space="preserve"> (TP) - </w:t>
-      </w:r>
-      <w:r>
-        <w:rPr>
-          <w:rStyle w:val="VerbatimChar"/>
+          <w:rFonts w:hint="eastAsia"/>
+        </w:rPr>
+        <w:t xml:space="preserve">测试计划(TP)_V1.3.docx</w:t>
+      </w:r>
+      <w:r>
+        <w:t xml:space="preserve"> </w:t>
+      </w:r>
+      <w:r>
+        <w:rPr>
+          <w:rFonts w:hint="eastAsia"/>
+        </w:rPr>
+        <w:t xml:space="preserve">内容一致，均作为</w:t>
+      </w:r>
+      <w:r>
+        <w:t xml:space="preserve"> V1.3 </w:t>
+      </w:r>
+      <w:r>
+        <w:rPr>
+          <w:rFonts w:hint="eastAsia"/>
+        </w:rPr>
+        <w:t xml:space="preserve">最终交付副本。</w:t>
+      </w:r>
+    </w:p>
+    <w:p>
+      <w:pPr>
+        <w:pStyle w:val="Compact"/>
+        <w:numPr>
+          <w:ilvl w:val="0"/>
+          <w:numId w:val="1001"/>
+        </w:numPr>
+      </w:pPr>
+      <w:r>
+        <w:rPr>
+          <w:rFonts w:hint="eastAsia"/>
+        </w:rPr>
+        <w:t xml:space="preserve">测试计划以</w:t>
+      </w:r>
+      <w:r>
+        <w:t xml:space="preserve"> SRS-BASELINE-V1.0 </w:t>
+      </w:r>
+      <w:r>
+        <w:rPr>
+          <w:rFonts w:hint="eastAsia"/>
+        </w:rPr>
+        <w:t xml:space="preserve">为依据，并吸收</w:t>
+      </w:r>
+      <w:r>
+        <w:t xml:space="preserve"> 2026-05-30 CCB </w:t>
+      </w:r>
+      <w:r>
+        <w:rPr>
+          <w:rFonts w:hint="eastAsia"/>
+        </w:rPr>
+        <w:t xml:space="preserve">已关闭的测试相关变更。</w:t>
+      </w:r>
+    </w:p>
+    <w:p>
+      <w:pPr>
+        <w:pStyle w:val="Heading2"/>
+      </w:pPr>
+      <w:r>
+        <w:rPr>
+          <w:rFonts w:hint="eastAsia"/>
+        </w:rPr>
+        <w:t xml:space="preserve">测试范围与统一口径</w:t>
+      </w:r>
+    </w:p>
+    <w:p>
+      <w:pPr>
+        <w:pStyle w:val="Compact"/>
+        <w:numPr>
+          <w:ilvl w:val="0"/>
+          <w:numId w:val="1002"/>
+        </w:numPr>
+      </w:pPr>
+      <w:r>
+        <w:rPr>
           <w:rFonts w:hint="eastAsia"/>
         </w:rPr>
         <w:t xml:space="preserve">校务问答机器人</w:t>
       </w:r>
       <w:r>
-        <w:br/>
-      </w:r>
-      <w:r>
-        <w:br/>
-      </w:r>
-      <w:r>
-        <w:rPr>
-          <w:rStyle w:val="VerbatimChar"/>
-        </w:rPr>
-        <w:t xml:space="preserve">| </w:t>
-      </w:r>
-      <w:r>
-        <w:rPr>
-          <w:rStyle w:val="VerbatimChar"/>
-          <w:rFonts w:hint="eastAsia"/>
-        </w:rPr>
-        <w:t xml:space="preserve">元信息项</w:t>
-      </w:r>
-      <w:r>
-        <w:rPr>
-          <w:rStyle w:val="VerbatimChar"/>
-        </w:rPr>
-        <w:t xml:space="preserve"> | </w:t>
-      </w:r>
-      <w:r>
-        <w:rPr>
-          <w:rStyle w:val="VerbatimChar"/>
-          <w:rFonts w:hint="eastAsia"/>
-        </w:rPr>
-        <w:t xml:space="preserve">内容</w:t>
-      </w:r>
-      <w:r>
-        <w:rPr>
-          <w:rStyle w:val="VerbatimChar"/>
-        </w:rPr>
-        <w:t xml:space="preserve"> |</w:t>
-      </w:r>
-    </w:p>
-    <w:p>
-      <w:pPr>
-        <w:pStyle w:val="FirstParagraph"/>
-      </w:pPr>
-      <w:r>
-        <w:t xml:space="preserve">— | — |</w:t>
-      </w:r>
-      <w:r>
-        <w:br/>
-      </w:r>
-      <w:r>
-        <w:rPr>
-          <w:rFonts w:hint="eastAsia"/>
-        </w:rPr>
-        <w:t xml:space="preserve">文档编号</w:t>
-      </w:r>
-      <w:r>
-        <w:t xml:space="preserve"> | SRA2026-TP-V13 |</w:t>
-      </w:r>
-      <w:r>
-        <w:br/>
-      </w:r>
-      <w:r>
-        <w:rPr>
-          <w:rFonts w:hint="eastAsia"/>
-        </w:rPr>
-        <w:t xml:space="preserve">文档版本</w:t>
-      </w:r>
-      <w:r>
-        <w:t xml:space="preserve"> | V1.3 |</w:t>
-      </w:r>
-      <w:r>
-        <w:br/>
-      </w:r>
-      <w:r>
-        <w:rPr>
-          <w:rFonts w:hint="eastAsia"/>
-        </w:rPr>
-        <w:t xml:space="preserve">文档状态</w:t>
-      </w:r>
-      <w:r>
-        <w:t xml:space="preserve"> | </w:t>
-      </w:r>
-      <w:r>
-        <w:rPr>
-          <w:rFonts w:hint="eastAsia"/>
-        </w:rPr>
-        <w:t xml:space="preserve">测试基线版</w:t>
-      </w:r>
-      <w:r>
-        <w:t xml:space="preserve"> |</w:t>
-      </w:r>
-      <w:r>
-        <w:br/>
-      </w:r>
-      <w:r>
-        <w:rPr>
-          <w:rFonts w:hint="eastAsia"/>
-        </w:rPr>
-        <w:t xml:space="preserve">创建日期</w:t>
-      </w:r>
-      <w:r>
-        <w:t xml:space="preserve"> | 2026-05-23 |</w:t>
-      </w:r>
-      <w:r>
-        <w:br/>
-      </w:r>
-      <w:r>
-        <w:rPr>
-          <w:rFonts w:hint="eastAsia"/>
-        </w:rPr>
-        <w:t xml:space="preserve">本版发布日期</w:t>
-      </w:r>
-      <w:r>
-        <w:t xml:space="preserve"> | 2026-06-05 |</w:t>
-      </w:r>
-      <w:r>
-        <w:br/>
-      </w:r>
-      <w:r>
-        <w:rPr>
-          <w:rFonts w:hint="eastAsia"/>
-        </w:rPr>
-        <w:t xml:space="preserve">适用基线</w:t>
-      </w:r>
-      <w:r>
-        <w:t xml:space="preserve"> | SRS-BASELINE-V1.0 / BL-SRS-SCHOOLQA-2026-001 |</w:t>
-      </w:r>
-      <w:r>
-        <w:br/>
-      </w:r>
-      <w:r>
-        <w:rPr>
-          <w:rFonts w:hint="eastAsia"/>
-        </w:rPr>
-        <w:t xml:space="preserve">责任人</w:t>
-      </w:r>
-      <w:r>
-        <w:t xml:space="preserve"> | </w:t>
-      </w:r>
-      <w:r>
-        <w:rPr>
-          <w:rFonts w:hint="eastAsia"/>
-        </w:rPr>
-        <w:t xml:space="preserve">测试负责人：虞子琰</w:t>
-      </w:r>
-      <w:r>
-        <w:t xml:space="preserve"> |</w:t>
-      </w:r>
-      <w:r>
-        <w:br/>
-      </w:r>
-      <w:r>
-        <w:rPr>
-          <w:rFonts w:hint="eastAsia"/>
-        </w:rPr>
-        <w:t xml:space="preserve">编制团队</w:t>
-      </w:r>
-      <w:r>
-        <w:t xml:space="preserve"> | </w:t>
-      </w:r>
-      <w:r>
-        <w:rPr>
-          <w:rFonts w:hint="eastAsia"/>
-        </w:rPr>
-        <w:t xml:space="preserve">需求分析组、测试组、开发组</w:t>
-      </w:r>
-      <w:r>
-        <w:t xml:space="preserve"> |</w:t>
-      </w:r>
-      <w:r>
-        <w:br/>
-      </w:r>
-      <w:r>
-        <w:rPr>
-          <w:rFonts w:hint="eastAsia"/>
-        </w:rPr>
-        <w:t xml:space="preserve">保密级别</w:t>
-      </w:r>
-      <w:r>
-        <w:t xml:space="preserve"> | </w:t>
-      </w:r>
-      <w:r>
-        <w:rPr>
-          <w:rFonts w:hint="eastAsia"/>
-        </w:rPr>
-        <w:t xml:space="preserve">课程项目内部</w:t>
-      </w:r>
-      <w:r>
-        <w:t xml:space="preserve"> |</w:t>
-      </w:r>
-      <w:r>
-        <w:br/>
-      </w:r>
-      <w:r>
-        <w:rPr>
-          <w:rFonts w:hint="eastAsia"/>
-        </w:rPr>
-        <w:t xml:space="preserve">适用范围</w:t>
-      </w:r>
-      <w:r>
-        <w:t xml:space="preserve"> | </w:t>
-      </w:r>
-      <w:r>
-        <w:rPr>
-          <w:rFonts w:hint="eastAsia"/>
-        </w:rPr>
-        <w:t xml:space="preserve">校务问答机器人</w:t>
-      </w:r>
-      <w:r>
         <w:t xml:space="preserve"> </w:t>
       </w:r>
       <w:r>
         <w:rPr>
           <w:rFonts w:hint="eastAsia"/>
         </w:rPr>
-        <w:t xml:space="preserve">MVP/原型验证</w:t>
-      </w:r>
-      <w:r>
-        <w:t xml:space="preserve"> |</w:t>
-      </w:r>
-    </w:p>
-    <w:p>
-      <w:pPr>
-        <w:pStyle w:val="SourceCode"/>
-      </w:pPr>
-      <w:r>
-        <w:rPr>
-          <w:rStyle w:val="VerbatimChar"/>
-        </w:rPr>
-        <w:t xml:space="preserve">## </w:t>
-      </w:r>
-      <w:r>
-        <w:rPr>
-          <w:rStyle w:val="VerbatimChar"/>
-          <w:rFonts w:hint="eastAsia"/>
-        </w:rPr>
-        <w:t xml:space="preserve">版本记录</w:t>
-      </w:r>
-    </w:p>
+        <w:t xml:space="preserve">MVP/原型验证，覆盖学生、教师、辅导员、管理员、家长、访客/考生等用户群的问答、知识库管理、对话历史、反馈、统计与基础权限能力；外部教务、OA、一卡通、图书馆等系统在本轮以接口契约和</w:t>
+      </w:r>
+      <w:r>
+        <w:t xml:space="preserve"> Mock </w:t>
+      </w:r>
+      <w:r>
+        <w:rPr>
+          <w:rFonts w:hint="eastAsia"/>
+        </w:rPr>
+        <w:t xml:space="preserve">数据验证为主，不包含选课、成绩录入、学籍修改、财务交易发起等写操作。</w:t>
+      </w:r>
+    </w:p>
+    <w:p>
+      <w:pPr>
+        <w:pStyle w:val="Compact"/>
+        <w:numPr>
+          <w:ilvl w:val="0"/>
+          <w:numId w:val="1002"/>
+        </w:numPr>
+      </w:pPr>
+      <w:r>
+        <w:rPr>
+          <w:rFonts w:hint="eastAsia"/>
+        </w:rPr>
+        <w:t xml:space="preserve">需求口径：SRS</w:t>
+      </w:r>
+      <w:r>
+        <w:t xml:space="preserve"> </w:t>
+      </w:r>
+      <w:r>
+        <w:rPr>
+          <w:rFonts w:hint="eastAsia"/>
+        </w:rPr>
+        <w:t xml:space="preserve">基线</w:t>
+      </w:r>
+      <w:r>
+        <w:t xml:space="preserve"> V1.0 </w:t>
+      </w:r>
+      <w:r>
+        <w:rPr>
+          <w:rFonts w:hint="eastAsia"/>
+        </w:rPr>
+        <w:t xml:space="preserve">中</w:t>
+      </w:r>
+      <w:r>
+        <w:t xml:space="preserve"> 40 </w:t>
+      </w:r>
+      <w:r>
+        <w:rPr>
+          <w:rFonts w:hint="eastAsia"/>
+        </w:rPr>
+        <w:t xml:space="preserve">条可追溯业务需求、47</w:t>
+      </w:r>
+      <w:r>
+        <w:t xml:space="preserve"> </w:t>
+      </w:r>
+      <w:r>
+        <w:rPr>
+          <w:rFonts w:hint="eastAsia"/>
+        </w:rPr>
+        <w:t xml:space="preserve">个业务用例、11</w:t>
+      </w:r>
+      <w:r>
+        <w:t xml:space="preserve"> </w:t>
+      </w:r>
+      <w:r>
+        <w:rPr>
+          <w:rFonts w:hint="eastAsia"/>
+        </w:rPr>
+        <w:t xml:space="preserve">类</w:t>
+      </w:r>
+      <w:r>
+        <w:t xml:space="preserve"> 94 </w:t>
+      </w:r>
+      <w:r>
+        <w:rPr>
+          <w:rFonts w:hint="eastAsia"/>
+        </w:rPr>
+        <w:t xml:space="preserve">项非功能指标；测试口径：78</w:t>
+      </w:r>
+      <w:r>
+        <w:t xml:space="preserve"> </w:t>
+      </w:r>
+      <w:r>
+        <w:rPr>
+          <w:rFonts w:hint="eastAsia"/>
+        </w:rPr>
+        <w:t xml:space="preserve">条测试用例，覆盖功能、接口、NLU、性能、安全、兼容性和端到端场景。</w:t>
+      </w:r>
+    </w:p>
+    <w:p>
+      <w:pPr>
+        <w:pStyle w:val="Compact"/>
+        <w:numPr>
+          <w:ilvl w:val="0"/>
+          <w:numId w:val="1002"/>
+        </w:numPr>
+      </w:pPr>
+      <w:r>
+        <w:rPr>
+          <w:rFonts w:hint="eastAsia"/>
+        </w:rPr>
+        <w:t xml:space="preserve">本轮测试结论只适用于</w:t>
+      </w:r>
+      <w:r>
+        <w:t xml:space="preserve"> </w:t>
+      </w:r>
+      <w:r>
+        <w:rPr>
+          <w:rFonts w:hint="eastAsia"/>
+        </w:rPr>
+        <w:t xml:space="preserve">MVP/原型和需求工程课程交付件，不替代生产上线前的全量联调、容量测试和安全测评。</w:t>
+      </w:r>
+    </w:p>
+    <w:p>
+      <w:pPr>
+        <w:pStyle w:val="Heading2"/>
+      </w:pPr>
+      <w:r>
+        <w:rPr>
+          <w:rFonts w:hint="eastAsia"/>
+        </w:rPr>
+        <w:t xml:space="preserve">基线测试计划</w:t>
+      </w:r>
+    </w:p>
+    <w:p>
+      <w:pPr>
+        <w:pStyle w:val="Heading2"/>
+      </w:pPr>
+      <w:r>
+        <w:rPr>
+          <w:rFonts w:hint="eastAsia"/>
+        </w:rPr>
+        <w:t xml:space="preserve">通过准则</w:t>
+      </w:r>
+    </w:p>
+    <w:p>
+      <w:pPr>
+        <w:pStyle w:val="Compact"/>
+        <w:numPr>
+          <w:ilvl w:val="0"/>
+          <w:numId w:val="1003"/>
+        </w:numPr>
+      </w:pPr>
+      <w:r>
+        <w:t xml:space="preserve">78 </w:t>
+      </w:r>
+      <w:r>
+        <w:rPr>
+          <w:rFonts w:hint="eastAsia"/>
+        </w:rPr>
+        <w:t xml:space="preserve">条测试用例全部执行；P0</w:t>
+      </w:r>
+      <w:r>
+        <w:t xml:space="preserve"> </w:t>
+      </w:r>
+      <w:r>
+        <w:rPr>
+          <w:rFonts w:hint="eastAsia"/>
+        </w:rPr>
+        <w:t xml:space="preserve">用例</w:t>
+      </w:r>
+      <w:r>
+        <w:t xml:space="preserve"> 100% </w:t>
+      </w:r>
+      <w:r>
+        <w:rPr>
+          <w:rFonts w:hint="eastAsia"/>
+        </w:rPr>
+        <w:t xml:space="preserve">通过，P1</w:t>
+      </w:r>
+      <w:r>
+        <w:t xml:space="preserve"> </w:t>
+      </w:r>
+      <w:r>
+        <w:rPr>
+          <w:rFonts w:hint="eastAsia"/>
+        </w:rPr>
+        <w:t xml:space="preserve">用例通过率不低于</w:t>
+      </w:r>
+      <w:r>
+        <w:t xml:space="preserve"> 95%。</w:t>
+      </w:r>
+    </w:p>
+    <w:p>
+      <w:pPr>
+        <w:pStyle w:val="Compact"/>
+        <w:numPr>
+          <w:ilvl w:val="0"/>
+          <w:numId w:val="1003"/>
+        </w:numPr>
+      </w:pPr>
+      <w:r>
+        <w:t xml:space="preserve">P0/P1 </w:t>
+      </w:r>
+      <w:r>
+        <w:rPr>
+          <w:rFonts w:hint="eastAsia"/>
+        </w:rPr>
+        <w:t xml:space="preserve">缺陷全部关闭；P2/P3</w:t>
+      </w:r>
+      <w:r>
+        <w:t xml:space="preserve"> </w:t>
+      </w:r>
+      <w:r>
+        <w:rPr>
+          <w:rFonts w:hint="eastAsia"/>
+        </w:rPr>
+        <w:t xml:space="preserve">缺陷若延期，必须在</w:t>
+      </w:r>
+      <w:r>
+        <w:t xml:space="preserve"> TR </w:t>
+      </w:r>
+      <w:r>
+        <w:rPr>
+          <w:rFonts w:hint="eastAsia"/>
+        </w:rPr>
+        <w:t xml:space="preserve">中记录影响和后续计划。</w:t>
+      </w:r>
+    </w:p>
+    <w:p>
+      <w:pPr>
+        <w:pStyle w:val="Compact"/>
+        <w:numPr>
+          <w:ilvl w:val="0"/>
+          <w:numId w:val="1003"/>
+        </w:numPr>
+      </w:pPr>
+      <w:r>
+        <w:t xml:space="preserve">NLU </w:t>
+      </w:r>
+      <w:r>
+        <w:rPr>
+          <w:rFonts w:hint="eastAsia"/>
+        </w:rPr>
+        <w:t xml:space="preserve">核心意图识别准确率不低于</w:t>
+      </w:r>
+      <w:r>
+        <w:t xml:space="preserve"> </w:t>
+      </w:r>
+      <w:r>
+        <w:rPr>
+          <w:rFonts w:hint="eastAsia"/>
+        </w:rPr>
+        <w:t xml:space="preserve">85%；基础</w:t>
+      </w:r>
+      <w:r>
+        <w:t xml:space="preserve"> API </w:t>
+      </w:r>
+      <w:r>
+        <w:rPr>
+          <w:rFonts w:hint="eastAsia"/>
+        </w:rPr>
+        <w:t xml:space="preserve">平均响应不高于</w:t>
+      </w:r>
+      <w:r>
+        <w:t xml:space="preserve"> 3 </w:t>
+      </w:r>
+      <w:r>
+        <w:rPr>
+          <w:rFonts w:hint="eastAsia"/>
+        </w:rPr>
+        <w:t xml:space="preserve">秒，P95</w:t>
+      </w:r>
+      <w:r>
+        <w:t xml:space="preserve"> </w:t>
+      </w:r>
+      <w:r>
+        <w:rPr>
+          <w:rFonts w:hint="eastAsia"/>
+        </w:rPr>
+        <w:t xml:space="preserve">不高于</w:t>
+      </w:r>
+      <w:r>
+        <w:t xml:space="preserve"> 5 </w:t>
+      </w:r>
+      <w:r>
+        <w:rPr>
+          <w:rFonts w:hint="eastAsia"/>
+        </w:rPr>
+        <w:t xml:space="preserve">秒。</w:t>
+      </w:r>
+    </w:p>
+    <w:p>
+      <w:pPr>
+        <w:pStyle w:val="Compact"/>
+        <w:numPr>
+          <w:ilvl w:val="0"/>
+          <w:numId w:val="1003"/>
+        </w:numPr>
+      </w:pPr>
+      <w:r>
+        <w:rPr>
+          <w:rFonts w:hint="eastAsia"/>
+        </w:rPr>
+        <w:t xml:space="preserve">安全测试无高危/严重问题；认证、鉴权和输入校验相关用例必须通过。</w:t>
+      </w:r>
+    </w:p>
+    <w:p>
+      <w:pPr>
+        <w:pStyle w:val="Heading2"/>
+      </w:pPr>
+      <w:r>
+        <w:rPr>
+          <w:rFonts w:hint="eastAsia"/>
+        </w:rPr>
+        <w:t xml:space="preserve">最终风险说明</w:t>
+      </w:r>
+    </w:p>
+    <w:p>
+      <w:pPr>
+        <w:pStyle w:val="Compact"/>
+        <w:numPr>
+          <w:ilvl w:val="0"/>
+          <w:numId w:val="1004"/>
+        </w:numPr>
+      </w:pPr>
+      <w:r>
+        <w:rPr>
+          <w:rFonts w:hint="eastAsia"/>
+        </w:rPr>
+        <w:t xml:space="preserve">真实教务、OA、一卡通、图书馆接口尚未全量联调，生产上线前需补充联调测试。</w:t>
+      </w:r>
+    </w:p>
+    <w:p>
+      <w:pPr>
+        <w:pStyle w:val="Compact"/>
+        <w:numPr>
+          <w:ilvl w:val="0"/>
+          <w:numId w:val="1004"/>
+        </w:numPr>
+      </w:pPr>
+      <w:r>
+        <w:rPr>
+          <w:rFonts w:hint="eastAsia"/>
+        </w:rPr>
+        <w:t xml:space="preserve">本地</w:t>
+      </w:r>
+      <w:r>
+        <w:t xml:space="preserve"> SQLite </w:t>
+      </w:r>
+      <w:r>
+        <w:rPr>
+          <w:rFonts w:hint="eastAsia"/>
+        </w:rPr>
+        <w:t xml:space="preserve">与目标</w:t>
+      </w:r>
+      <w:r>
+        <w:t xml:space="preserve"> MySQL/Redis/Elasticsearch </w:t>
+      </w:r>
+      <w:r>
+        <w:rPr>
+          <w:rFonts w:hint="eastAsia"/>
+        </w:rPr>
+        <w:t xml:space="preserve">架构存在差异，生产性能结论需在预发布环境复测。</w:t>
+      </w:r>
+    </w:p>
+    <w:p>
+      <w:pPr>
+        <w:pStyle w:val="Compact"/>
+        <w:numPr>
+          <w:ilvl w:val="0"/>
+          <w:numId w:val="1004"/>
+        </w:numPr>
+      </w:pPr>
+      <w:r>
+        <w:rPr>
+          <w:rFonts w:hint="eastAsia"/>
+        </w:rPr>
+        <w:t xml:space="preserve">移动端真机矩阵未完全覆盖，本轮以桌面</w:t>
+      </w:r>
+      <w:r>
+        <w:t xml:space="preserve"> Chromium </w:t>
+      </w:r>
+      <w:r>
+        <w:rPr>
+          <w:rFonts w:hint="eastAsia"/>
+        </w:rPr>
+        <w:t xml:space="preserve">和响应式检查作为课程原型验证依据。</w:t>
+      </w:r>
+    </w:p>
+    <w:p>
+      <w:pPr>
+        <w:pStyle w:val="Heading2"/>
+      </w:pPr>
+      <w:r>
+        <w:rPr>
+          <w:rFonts w:hint="eastAsia"/>
+        </w:rPr>
+        <w:t xml:space="preserve">审批</w:t>
+      </w:r>
+    </w:p>
+    <w:p>
+      <w:pPr>
+        <w:spacing w:before="0" w:after="360"/>
+        <w:jc w:val="center"/>
+      </w:pPr>
+      <w:r>
+        <w:rPr>
+          <w:rFonts w:ascii="宋体" w:hAnsi="宋体" w:eastAsia="宋体"/>
+          <w:b w:val="0"/>
+          <w:sz w:val="16"/>
+        </w:rPr>
+      </w:r>
+    </w:p>
+    <w:sectPr>
+      <w:footnotePr>
+        <w:numRestart w:val="eachSect"/>
+      </w:footnotePr>
+    </w:sectPr>
     <w:tbl>
       <w:tblPr>
         <w:tblStyle w:val="Table"/>
@@ -718,42 +1168,6 @@
         </w:tc>
       </w:tr>
     </w:tbl>
-    <w:bookmarkStart w:id="9" w:name="本版摘要"/>
-    <w:p>
-      <w:pPr>
-        <w:pStyle w:val="Heading2"/>
-      </w:pPr>
-      <w:r>
-        <w:rPr>
-          <w:rFonts w:hint="eastAsia"/>
-        </w:rPr>
-        <w:t xml:space="preserve">本版摘要</w:t>
-      </w:r>
-    </w:p>
-    <w:p>
-      <w:pPr>
-        <w:pStyle w:val="FirstParagraph"/>
-      </w:pPr>
-      <w:r>
-        <w:rPr>
-          <w:rFonts w:hint="eastAsia"/>
-        </w:rPr>
-        <w:t xml:space="preserve">形成测试计划基线，固化范围、数量、准则、进度和原文件映射关系。</w:t>
-      </w:r>
-    </w:p>
-    <w:bookmarkEnd w:id="9"/>
-    <w:bookmarkStart w:id="10" w:name="参考文档"/>
-    <w:p>
-      <w:pPr>
-        <w:pStyle w:val="Heading2"/>
-      </w:pPr>
-      <w:r>
-        <w:rPr>
-          <w:rFonts w:hint="eastAsia"/>
-        </w:rPr>
-        <w:t xml:space="preserve">参考文档</w:t>
-      </w:r>
-    </w:p>
     <w:tbl>
       <w:tblPr>
         <w:tblStyle w:val="Table"/>
@@ -997,271 +1411,10 @@
       </w:tr>
     </w:tbl>
     <w:bookmarkEnd w:id="10"/>
-    <w:bookmarkStart w:id="11" w:name="基线说明"/>
-    <w:p>
-      <w:pPr>
-        <w:pStyle w:val="Heading2"/>
-      </w:pPr>
-      <w:r>
-        <w:rPr>
-          <w:rFonts w:hint="eastAsia"/>
-        </w:rPr>
-        <w:t xml:space="preserve">基线说明</w:t>
-      </w:r>
-    </w:p>
-    <w:p>
-      <w:pPr>
-        <w:pStyle w:val="Compact"/>
-        <w:numPr>
-          <w:ilvl w:val="0"/>
-          <w:numId w:val="1001"/>
-        </w:numPr>
-      </w:pPr>
-      <w:r>
-        <w:rPr>
-          <w:rFonts w:hint="eastAsia"/>
-        </w:rPr>
-        <w:t xml:space="preserve">本文件为测试计划基线版。</w:t>
-      </w:r>
-      <w:r>
-        <w:rPr>
-          <w:rStyle w:val="VerbatimChar"/>
-          <w:rFonts w:hint="eastAsia"/>
-        </w:rPr>
-        <w:t xml:space="preserve">测试计划(TP).docx</w:t>
-      </w:r>
-      <w:r>
-        <w:t xml:space="preserve"> </w:t>
-      </w:r>
-      <w:r>
-        <w:rPr>
-          <w:rFonts w:hint="eastAsia"/>
-        </w:rPr>
-        <w:t xml:space="preserve">与</w:t>
-      </w:r>
-      <w:r>
-        <w:t xml:space="preserve"> </w:t>
-      </w:r>
-      <w:r>
-        <w:rPr>
-          <w:rStyle w:val="VerbatimChar"/>
-          <w:rFonts w:hint="eastAsia"/>
-        </w:rPr>
-        <w:t xml:space="preserve">测试计划(TP)_V1.3.docx</w:t>
-      </w:r>
-      <w:r>
-        <w:t xml:space="preserve"> </w:t>
-      </w:r>
-      <w:r>
-        <w:rPr>
-          <w:rFonts w:hint="eastAsia"/>
-        </w:rPr>
-        <w:t xml:space="preserve">内容一致，均作为</w:t>
-      </w:r>
-      <w:r>
-        <w:t xml:space="preserve"> V1.3 </w:t>
-      </w:r>
-      <w:r>
-        <w:rPr>
-          <w:rFonts w:hint="eastAsia"/>
-        </w:rPr>
-        <w:t xml:space="preserve">最终交付副本。</w:t>
-      </w:r>
-    </w:p>
-    <w:p>
-      <w:pPr>
-        <w:pStyle w:val="Compact"/>
-        <w:numPr>
-          <w:ilvl w:val="0"/>
-          <w:numId w:val="1001"/>
-        </w:numPr>
-      </w:pPr>
-      <w:r>
-        <w:rPr>
-          <w:rFonts w:hint="eastAsia"/>
-        </w:rPr>
-        <w:t xml:space="preserve">测试计划以</w:t>
-      </w:r>
-      <w:r>
-        <w:t xml:space="preserve"> SRS-BASELINE-V1.0 </w:t>
-      </w:r>
-      <w:r>
-        <w:rPr>
-          <w:rFonts w:hint="eastAsia"/>
-        </w:rPr>
-        <w:t xml:space="preserve">为依据，并吸收</w:t>
-      </w:r>
-      <w:r>
-        <w:t xml:space="preserve"> 2026-05-30 CCB </w:t>
-      </w:r>
-      <w:r>
-        <w:rPr>
-          <w:rFonts w:hint="eastAsia"/>
-        </w:rPr>
-        <w:t xml:space="preserve">已关闭的测试相关变更。</w:t>
-      </w:r>
-    </w:p>
     <w:bookmarkEnd w:id="11"/>
     <w:bookmarkStart w:id="12" w:name="测试范围与统一口径"/>
-    <w:p>
-      <w:pPr>
-        <w:pStyle w:val="Heading2"/>
-      </w:pPr>
-      <w:r>
-        <w:rPr>
-          <w:rFonts w:hint="eastAsia"/>
-        </w:rPr>
-        <w:t xml:space="preserve">测试范围与统一口径</w:t>
-      </w:r>
-    </w:p>
-    <w:p>
-      <w:pPr>
-        <w:pStyle w:val="Compact"/>
-        <w:numPr>
-          <w:ilvl w:val="0"/>
-          <w:numId w:val="1002"/>
-        </w:numPr>
-      </w:pPr>
-      <w:r>
-        <w:rPr>
-          <w:rFonts w:hint="eastAsia"/>
-        </w:rPr>
-        <w:t xml:space="preserve">校务问答机器人</w:t>
-      </w:r>
-      <w:r>
-        <w:t xml:space="preserve"> </w:t>
-      </w:r>
-      <w:r>
-        <w:rPr>
-          <w:rFonts w:hint="eastAsia"/>
-        </w:rPr>
-        <w:t xml:space="preserve">MVP/原型验证，覆盖学生、教师、辅导员、管理员、家长、访客/考生等用户群的问答、知识库管理、对话历史、反馈、统计与基础权限能力；外部教务、OA、一卡通、图书馆等系统在本轮以接口契约和</w:t>
-      </w:r>
-      <w:r>
-        <w:t xml:space="preserve"> Mock </w:t>
-      </w:r>
-      <w:r>
-        <w:rPr>
-          <w:rFonts w:hint="eastAsia"/>
-        </w:rPr>
-        <w:t xml:space="preserve">数据验证为主，不包含选课、成绩录入、学籍修改、财务交易发起等写操作。</w:t>
-      </w:r>
-    </w:p>
-    <w:p>
-      <w:pPr>
-        <w:pStyle w:val="Compact"/>
-        <w:numPr>
-          <w:ilvl w:val="0"/>
-          <w:numId w:val="1002"/>
-        </w:numPr>
-      </w:pPr>
-      <w:r>
-        <w:rPr>
-          <w:rFonts w:hint="eastAsia"/>
-        </w:rPr>
-        <w:t xml:space="preserve">需求口径：SRS</w:t>
-      </w:r>
-      <w:r>
-        <w:t xml:space="preserve"> </w:t>
-      </w:r>
-      <w:r>
-        <w:rPr>
-          <w:rFonts w:hint="eastAsia"/>
-        </w:rPr>
-        <w:t xml:space="preserve">基线</w:t>
-      </w:r>
-      <w:r>
-        <w:t xml:space="preserve"> V1.0 </w:t>
-      </w:r>
-      <w:r>
-        <w:rPr>
-          <w:rFonts w:hint="eastAsia"/>
-        </w:rPr>
-        <w:t xml:space="preserve">中</w:t>
-      </w:r>
-      <w:r>
-        <w:t xml:space="preserve"> 40 </w:t>
-      </w:r>
-      <w:r>
-        <w:rPr>
-          <w:rFonts w:hint="eastAsia"/>
-        </w:rPr>
-        <w:t xml:space="preserve">条可追溯业务需求、47</w:t>
-      </w:r>
-      <w:r>
-        <w:t xml:space="preserve"> </w:t>
-      </w:r>
-      <w:r>
-        <w:rPr>
-          <w:rFonts w:hint="eastAsia"/>
-        </w:rPr>
-        <w:t xml:space="preserve">个业务用例、11</w:t>
-      </w:r>
-      <w:r>
-        <w:t xml:space="preserve"> </w:t>
-      </w:r>
-      <w:r>
-        <w:rPr>
-          <w:rFonts w:hint="eastAsia"/>
-        </w:rPr>
-        <w:t xml:space="preserve">类</w:t>
-      </w:r>
-      <w:r>
-        <w:t xml:space="preserve"> 94 </w:t>
-      </w:r>
-      <w:r>
-        <w:rPr>
-          <w:rFonts w:hint="eastAsia"/>
-        </w:rPr>
-        <w:t xml:space="preserve">项非功能指标；测试口径：78</w:t>
-      </w:r>
-      <w:r>
-        <w:t xml:space="preserve"> </w:t>
-      </w:r>
-      <w:r>
-        <w:rPr>
-          <w:rFonts w:hint="eastAsia"/>
-        </w:rPr>
-        <w:t xml:space="preserve">条测试用例，覆盖功能、接口、NLU、性能、安全、兼容性和端到端场景。</w:t>
-      </w:r>
-    </w:p>
-    <w:p>
-      <w:pPr>
-        <w:pStyle w:val="Compact"/>
-        <w:numPr>
-          <w:ilvl w:val="0"/>
-          <w:numId w:val="1002"/>
-        </w:numPr>
-      </w:pPr>
-      <w:r>
-        <w:rPr>
-          <w:rFonts w:hint="eastAsia"/>
-        </w:rPr>
-        <w:t xml:space="preserve">本轮测试结论只适用于</w:t>
-      </w:r>
-      <w:r>
-        <w:t xml:space="preserve"> </w:t>
-      </w:r>
-      <w:r>
-        <w:rPr>
-          <w:rFonts w:hint="eastAsia"/>
-        </w:rPr>
-        <w:t xml:space="preserve">MVP/原型和需求工程课程交付件，不替代生产上线前的全量联调、容量测试和安全测评。</w:t>
-      </w:r>
-    </w:p>
     <w:bookmarkEnd w:id="12"/>
     <w:bookmarkStart w:id="13" w:name="基线测试计划"/>
-    <w:p>
-      <w:pPr>
-        <w:pStyle w:val="Heading2"/>
-      </w:pPr>
-      <w:r>
-        <w:rPr>
-          <w:rFonts w:hint="eastAsia"/>
-        </w:rPr>
-        <w:t xml:space="preserve">基线测试计划</w:t>
-      </w:r>
-    </w:p>
     <w:tbl>
       <w:tblPr>
         <w:tblStyle w:val="Table"/>
@@ -1653,277 +1806,10 @@
     </w:tbl>
     <w:bookmarkEnd w:id="13"/>
     <w:bookmarkStart w:id="14" w:name="通过准则"/>
-    <w:p>
-      <w:pPr>
-        <w:pStyle w:val="Heading2"/>
-      </w:pPr>
-      <w:r>
-        <w:rPr>
-          <w:rFonts w:hint="eastAsia"/>
-        </w:rPr>
-        <w:t xml:space="preserve">通过准则</w:t>
-      </w:r>
-    </w:p>
-    <w:p>
-      <w:pPr>
-        <w:pStyle w:val="Compact"/>
-        <w:numPr>
-          <w:ilvl w:val="0"/>
-          <w:numId w:val="1003"/>
-        </w:numPr>
-      </w:pPr>
-      <w:r>
-        <w:t xml:space="preserve">78 </w:t>
-      </w:r>
-      <w:r>
-        <w:rPr>
-          <w:rFonts w:hint="eastAsia"/>
-        </w:rPr>
-        <w:t xml:space="preserve">条测试用例全部执行；P0</w:t>
-      </w:r>
-      <w:r>
-        <w:t xml:space="preserve"> </w:t>
-      </w:r>
-      <w:r>
-        <w:rPr>
-          <w:rFonts w:hint="eastAsia"/>
-        </w:rPr>
-        <w:t xml:space="preserve">用例</w:t>
-      </w:r>
-      <w:r>
-        <w:t xml:space="preserve"> 100% </w:t>
-      </w:r>
-      <w:r>
-        <w:rPr>
-          <w:rFonts w:hint="eastAsia"/>
-        </w:rPr>
-        <w:t xml:space="preserve">通过，P1</w:t>
-      </w:r>
-      <w:r>
-        <w:t xml:space="preserve"> </w:t>
-      </w:r>
-      <w:r>
-        <w:rPr>
-          <w:rFonts w:hint="eastAsia"/>
-        </w:rPr>
-        <w:t xml:space="preserve">用例通过率不低于</w:t>
-      </w:r>
-      <w:r>
-        <w:t xml:space="preserve"> 95%。</w:t>
-      </w:r>
-    </w:p>
-    <w:p>
-      <w:pPr>
-        <w:pStyle w:val="Compact"/>
-        <w:numPr>
-          <w:ilvl w:val="0"/>
-          <w:numId w:val="1003"/>
-        </w:numPr>
-      </w:pPr>
-      <w:r>
-        <w:t xml:space="preserve">P0/P1 </w:t>
-      </w:r>
-      <w:r>
-        <w:rPr>
-          <w:rFonts w:hint="eastAsia"/>
-        </w:rPr>
-        <w:t xml:space="preserve">缺陷全部关闭；P2/P3</w:t>
-      </w:r>
-      <w:r>
-        <w:t xml:space="preserve"> </w:t>
-      </w:r>
-      <w:r>
-        <w:rPr>
-          <w:rFonts w:hint="eastAsia"/>
-        </w:rPr>
-        <w:t xml:space="preserve">缺陷若延期，必须在</w:t>
-      </w:r>
-      <w:r>
-        <w:t xml:space="preserve"> TR </w:t>
-      </w:r>
-      <w:r>
-        <w:rPr>
-          <w:rFonts w:hint="eastAsia"/>
-        </w:rPr>
-        <w:t xml:space="preserve">中记录影响和后续计划。</w:t>
-      </w:r>
-    </w:p>
-    <w:p>
-      <w:pPr>
-        <w:pStyle w:val="Compact"/>
-        <w:numPr>
-          <w:ilvl w:val="0"/>
-          <w:numId w:val="1003"/>
-        </w:numPr>
-      </w:pPr>
-      <w:r>
-        <w:t xml:space="preserve">NLU </w:t>
-      </w:r>
-      <w:r>
-        <w:rPr>
-          <w:rFonts w:hint="eastAsia"/>
-        </w:rPr>
-        <w:t xml:space="preserve">核心意图识别准确率不低于</w:t>
-      </w:r>
-      <w:r>
-        <w:t xml:space="preserve"> </w:t>
-      </w:r>
-      <w:r>
-        <w:rPr>
-          <w:rFonts w:hint="eastAsia"/>
-        </w:rPr>
-        <w:t xml:space="preserve">85%；基础</w:t>
-      </w:r>
-      <w:r>
-        <w:t xml:space="preserve"> API </w:t>
-      </w:r>
-      <w:r>
-        <w:rPr>
-          <w:rFonts w:hint="eastAsia"/>
-        </w:rPr>
-        <w:t xml:space="preserve">平均响应不高于</w:t>
-      </w:r>
-      <w:r>
-        <w:t xml:space="preserve"> 3 </w:t>
-      </w:r>
-      <w:r>
-        <w:rPr>
-          <w:rFonts w:hint="eastAsia"/>
-        </w:rPr>
-        <w:t xml:space="preserve">秒，P95</w:t>
-      </w:r>
-      <w:r>
-        <w:t xml:space="preserve"> </w:t>
-      </w:r>
-      <w:r>
-        <w:rPr>
-          <w:rFonts w:hint="eastAsia"/>
-        </w:rPr>
-        <w:t xml:space="preserve">不高于</w:t>
-      </w:r>
-      <w:r>
-        <w:t xml:space="preserve"> 5 </w:t>
-      </w:r>
-      <w:r>
-        <w:rPr>
-          <w:rFonts w:hint="eastAsia"/>
-        </w:rPr>
-        <w:t xml:space="preserve">秒。</w:t>
-      </w:r>
-    </w:p>
-    <w:p>
-      <w:pPr>
-        <w:pStyle w:val="Compact"/>
-        <w:numPr>
-          <w:ilvl w:val="0"/>
-          <w:numId w:val="1003"/>
-        </w:numPr>
-      </w:pPr>
-      <w:r>
-        <w:rPr>
-          <w:rFonts w:hint="eastAsia"/>
-        </w:rPr>
-        <w:t xml:space="preserve">安全测试无高危/严重问题；认证、鉴权和输入校验相关用例必须通过。</w:t>
-      </w:r>
-    </w:p>
     <w:bookmarkEnd w:id="14"/>
     <w:bookmarkStart w:id="15" w:name="最终风险说明"/>
-    <w:p>
-      <w:pPr>
-        <w:pStyle w:val="Heading2"/>
-      </w:pPr>
-      <w:r>
-        <w:rPr>
-          <w:rFonts w:hint="eastAsia"/>
-        </w:rPr>
-        <w:t xml:space="preserve">最终风险说明</w:t>
-      </w:r>
-    </w:p>
-    <w:p>
-      <w:pPr>
-        <w:pStyle w:val="Compact"/>
-        <w:numPr>
-          <w:ilvl w:val="0"/>
-          <w:numId w:val="1004"/>
-        </w:numPr>
-      </w:pPr>
-      <w:r>
-        <w:rPr>
-          <w:rFonts w:hint="eastAsia"/>
-        </w:rPr>
-        <w:t xml:space="preserve">真实教务、OA、一卡通、图书馆接口尚未全量联调，生产上线前需补充联调测试。</w:t>
-      </w:r>
-    </w:p>
-    <w:p>
-      <w:pPr>
-        <w:pStyle w:val="Compact"/>
-        <w:numPr>
-          <w:ilvl w:val="0"/>
-          <w:numId w:val="1004"/>
-        </w:numPr>
-      </w:pPr>
-      <w:r>
-        <w:rPr>
-          <w:rFonts w:hint="eastAsia"/>
-        </w:rPr>
-        <w:t xml:space="preserve">本地</w:t>
-      </w:r>
-      <w:r>
-        <w:t xml:space="preserve"> SQLite </w:t>
-      </w:r>
-      <w:r>
-        <w:rPr>
-          <w:rFonts w:hint="eastAsia"/>
-        </w:rPr>
-        <w:t xml:space="preserve">与目标</w:t>
-      </w:r>
-      <w:r>
-        <w:t xml:space="preserve"> MySQL/Redis/Elasticsearch </w:t>
-      </w:r>
-      <w:r>
-        <w:rPr>
-          <w:rFonts w:hint="eastAsia"/>
-        </w:rPr>
-        <w:t xml:space="preserve">架构存在差异，生产性能结论需在预发布环境复测。</w:t>
-      </w:r>
-    </w:p>
-    <w:p>
-      <w:pPr>
-        <w:pStyle w:val="Compact"/>
-        <w:numPr>
-          <w:ilvl w:val="0"/>
-          <w:numId w:val="1004"/>
-        </w:numPr>
-      </w:pPr>
-      <w:r>
-        <w:rPr>
-          <w:rFonts w:hint="eastAsia"/>
-        </w:rPr>
-        <w:t xml:space="preserve">移动端真机矩阵未完全覆盖，本轮以桌面</w:t>
-      </w:r>
-      <w:r>
-        <w:t xml:space="preserve"> Chromium </w:t>
-      </w:r>
-      <w:r>
-        <w:rPr>
-          <w:rFonts w:hint="eastAsia"/>
-        </w:rPr>
-        <w:t xml:space="preserve">和响应式检查作为课程原型验证依据。</w:t>
-      </w:r>
-    </w:p>
     <w:bookmarkEnd w:id="15"/>
     <w:bookmarkStart w:id="16" w:name="审批"/>
-    <w:p>
-      <w:pPr>
-        <w:pStyle w:val="Heading2"/>
-      </w:pPr>
-      <w:r>
-        <w:rPr>
-          <w:rFonts w:hint="eastAsia"/>
-        </w:rPr>
-        <w:t xml:space="preserve">审批</w:t>
-      </w:r>
-    </w:p>
     <w:tbl>
       <w:tblPr>
         <w:tblStyle w:val="Table"/>
@@ -2182,11 +2068,6 @@
       </w:tr>
     </w:tbl>
     <w:bookmarkEnd w:id="16"/>
-    <w:sectPr>
-      <w:footnotePr>
-        <w:numRestart w:val="eachSect"/>
-      </w:footnotePr>
-    </w:sectPr>
   </w:body>
 </w:document>
 </file>
